--- a/论文/附件1-硕士生中期检查.docx等3个文件/附件1-硕士生中期检查_陈皓宇_中文版.docx
+++ b/论文/附件1-硕士生中期检查.docx等3个文件/附件1-硕士生中期检查_陈皓宇_中文版.docx
@@ -2084,44 +2084,7 @@
         </w:rPr>
       </w:pPr>
       <w:r>
-        <w:rPr>
-          <w:rFonts w:ascii="Times New Roman" w:hAnsi="Times New Roman" w:eastAsia="宋体"/>
-          <w:sz w:val="24"/>
-          <w:u w:val="none"/>
-        </w:rPr>
-        <w:t xml:space="preserve">本人承诺，中期检查报告正文中文字数 </w:t>
-      </w:r>
-      <w:r>
-        <w:rPr>
-          <w:rFonts w:ascii="Times New Roman" w:hAnsi="Times New Roman" w:eastAsia="宋体"/>
-          <w:sz w:val="24"/>
-          <w:u w:val="single"/>
-        </w:rPr>
-        <w:t>5575</w:t>
-      </w:r>
-      <w:r>
-        <w:rPr>
-          <w:rFonts w:ascii="Times New Roman" w:hAnsi="Times New Roman" w:eastAsia="宋体"/>
-          <w:sz w:val="24"/>
-          <w:u w:val="none"/>
-        </w:rPr>
-        <w:t xml:space="preserve">，英文字数 </w:t>
-      </w:r>
-      <w:r>
-        <w:rPr>
-          <w:rFonts w:ascii="Times New Roman" w:hAnsi="Times New Roman" w:eastAsia="宋体"/>
-          <w:sz w:val="24"/>
-          <w:u w:val="single"/>
-        </w:rPr>
-        <w:t>0（未附英文正文）</w:t>
-      </w:r>
-      <w:r>
-        <w:rPr>
-          <w:rFonts w:ascii="Times New Roman" w:hAnsi="Times New Roman" w:eastAsia="宋体"/>
-          <w:sz w:val="24"/>
-          <w:u w:val="none"/>
-        </w:rPr>
-        <w:t>。若与事实不符，本人愿承担相应后果。</w:t>
+        <w:t>本人承诺，中期检查报告正文中文字数 6901，英文字数 0（未附英文正文）。若与事实不符，本人愿承担相应后果。</w:t>
       </w:r>
     </w:p>
     <w:permEnd w:id="16"/>
@@ -2130,10 +2093,7 @@
         <w:pStyle w:val="MidtermHeading"/>
       </w:pPr>
       <w:r>
-        <w:rPr>
-          <w:rFonts w:ascii="Times New Roman" w:hAnsi="Times New Roman" w:eastAsia="宋体"/>
-        </w:rPr>
-        <w:t>一、开题以来研究内容的调整与目前进展</w:t>
+        <w:t>一、研究目标与中期工作概况</w:t>
       </w:r>
     </w:p>
     <w:p>
@@ -2141,10 +2101,7 @@
         <w:pStyle w:val="MidtermBody"/>
       </w:pPr>
       <w:r>
-        <w:rPr>
-          <w:rFonts w:ascii="Times New Roman" w:hAnsi="Times New Roman" w:eastAsia="宋体"/>
-        </w:rPr>
-        <w:t>我于2025年11月完成开题，原题目为“全链路AI辅助的数字油画APP交互设计研究”。开题时，我希望把灵感获取、绘画操作、作品优化和分享放在同一个产品中讨论。随着文献阅读和原型开发逐步推进，我发现这一范围包含的功能较多，不同环节需要解决的问题也不一样。如果同时展开，很容易把论文写成产品功能介绍，却没有足够的实验回答其中最重要的设计问题。因此，我将研究重点收到了绘画过程本身，具体关注初学者看着参考图时，如何找到第一笔，以及如何接着画下去。</w:t>
+        <w:t>本课题围绕零基础人群的数字绘画体验展开，研究如何将图像的笔触表达转化为可理解、可执行的操作引导，帮助使用者开始绘画、持续推进并获得创作满足感。论文题目为“基于笔触拆解算法的数字绘画辅助系统交互设计研究——以‘星迹智绘’为例”。研究所关注的“不会画、不想画、怕画不好”，分别对应操作方法不明确、行动意愿不足以及对结果的不确定感。系统希望通过清晰的下一笔提示降低这些障碍；这些目标需要在后续用户实验中检验，不能仅根据界面完成情况判断已经实现。</w:t>
       </w:r>
     </w:p>
     <w:p>
@@ -2152,10 +2109,7 @@
         <w:pStyle w:val="MidtermBody"/>
       </w:pPr>
       <w:r>
-        <w:rPr>
-          <w:rFonts w:ascii="Times New Roman" w:hAnsi="Times New Roman" w:eastAsia="宋体"/>
-        </w:rPr>
-        <w:t>目前确定的论文题目为“基于笔触拆解算法的数字绘画辅助系统交互设计研究——以“星迹智绘”为例”。与开题时相比，研究对象仍然是缺乏系统绘画训练的数字绘画使用者，降低操作门槛、保留亲手创作体验的出发点也没有改变。调整之处在于，研究不再同时讨论完整创作链条中的所有智能功能，而是围绕笔触拆解和交互引导形成一个能够实际检验的问题：当系统把参考图转成逐笔提示后，使用者能否更顺利地完成当次绘画，并愿意继续画下一幅作品。</w:t>
+        <w:t>开题阶段确定了研究方向、问题意识和产品构想，尚未形成可运行的系统。开题以来，本阶段工作主要集中于四个方面：搜集与梳理笔触式渲染及神经绘画相关算法；融合方法思想并完成适合浏览器交互的笔触规划实现；搭建选图、绘画、反馈和作品保存的交互流程及视觉界面；开发支持对比实验的数据采集、研究管理和分析展示模块。目前已形成可操作、可演示的“星迹智绘”网页原型，研究进入以真实使用检验设计的准备阶段。</w:t>
       </w:r>
     </w:p>
     <w:p>
@@ -2163,10 +2117,15 @@
         <w:pStyle w:val="MidtermBody"/>
       </w:pPr>
       <w:r>
-        <w:rPr>
-          <w:rFonts w:ascii="Times New Roman" w:hAnsi="Times New Roman" w:eastAsia="宋体"/>
-        </w:rPr>
-        <w:t>开题以来，我已经梳理了传统笔触式渲染方法的主要过程，完成了适用于当前网页原型的算法改写与调试，并将算法接入“星迹智绘”的选图、预览和绘画流程。原型网站的主要功能已经搭建起来，用户测试入口、研究者工作台、实验记录和评分导出等功能也已接入。现阶段的工作重心开始从“把功能做出来”转向“把操作改顺畅，并用实验检验设计”。目前尚未完成真人预试和正式对比实验，报告中的界面及工程验证材料用于说明开发进展，不作为系统有效性的实验结论。</w:t>
+        <w:t>本研究将算法、交互和评价放在同一条研究主线上。算法提供有序的绘画动作，交互设计将位置、方向、颜色、宽度和进度转译为易于理解的提示，系统记录实际操作与主观反馈，后续实验再评价这种帮助是否有效。这里的“拆解”是用有限笔触近似重建图像，并非还原原画作者的真实作画过程；“辅助”也不意味着由系统代替用户完成全部作品。用户亲手作画与系统演示需要在功能和记录中加以区分。</w:t>
+      </w:r>
+    </w:p>
+    <w:p>
+      <w:pPr>
+        <w:pStyle w:val="MidtermBody"/>
+      </w:pPr>
+      <w:r>
+        <w:t>截至本报告编写时，已完成主要程序建设、算法工程整合、交互设计和研究流程的软件验证，尚未开展真实参与者的预试和正式对比实验。本文的程序截图、算法阶段图及功能演示用于说明中期建设成果；研究界面中的示例记录来自隔离演示环境，不构成用户实验数据。接下来的重点是实施用户测试、检查任务负担，并依据观察结果优化交互与完善论文论证。</w:t>
       </w:r>
     </w:p>
     <w:p>
@@ -2174,10 +2133,15 @@
         <w:pStyle w:val="MidtermHeading"/>
       </w:pPr>
       <w:r>
-        <w:rPr>
-          <w:rFonts w:ascii="Times New Roman" w:hAnsi="Times New Roman" w:eastAsia="宋体"/>
-        </w:rPr>
-        <w:t>二、研究问题与研究主线的明确</w:t>
+        <w:t>二、相关算法的搜集、理解与方法整合</w:t>
+      </w:r>
+    </w:p>
+    <w:p>
+      <w:pPr>
+        <w:pStyle w:val="MidtermSubheading"/>
+      </w:pPr>
+      <w:r>
+        <w:t>2.1 笔触式渲染的基础原理</w:t>
       </w:r>
     </w:p>
     <w:p>
@@ -2185,10 +2149,7 @@
         <w:pStyle w:val="MidtermBody"/>
       </w:pPr>
       <w:r>
-        <w:rPr>
-          <w:rFonts w:ascii="Times New Roman" w:hAnsi="Times New Roman" w:eastAsia="宋体"/>
-        </w:rPr>
-        <w:t>在设计过程中，我把初学者面临的操作困难具体化为几个问题：不知道第一笔应该落在哪里；能够辨认画面中的物体，却不清楚应当用怎样的动作表现；在颜色和笔刷粗细之间反复选择；画到中途缺少判断依据，不知道应该继续还是结束。这些问题目前是本研究需要通过预试进一步核实的设计问题，并不是已经完成大样本调研后的统计结论。我据此确定了原型需要提供的信息，也为后续观察和访谈预留了方向。</w:t>
+        <w:t>Hertzmann提出的多尺度曲线笔触方法是本课题的重要基础文献[1]。该方法用较大的笔刷建立画面，再用逐渐缩小的笔刷修整与相应模糊参考图存在差异的区域；曲线沿图像梯度的垂直方向延伸，形成具有绘画感的笔迹。论文还把笔刷尺寸、曲率及颜色变化等组织为可调风格参数，为“将图像表示为动作序列”和“通过参数形成不同笔触外观”提供了方法参照。</w:t>
       </w:r>
     </w:p>
     <w:p>
@@ -2196,10 +2157,15 @@
         <w:pStyle w:val="MidtermBody"/>
       </w:pPr>
       <w:r>
-        <w:rPr>
-          <w:rFonts w:ascii="Times New Roman" w:hAnsi="Times New Roman" w:eastAsia="宋体"/>
-        </w:rPr>
-        <w:t>本研究的主线是：初学者面对参考图，不知道从哪里开始、如何安排操作步骤；系统将图像转成可执行的笔触序列，再把序列中的位置、方向、颜色和宽度转成起点、路径和进度提示；用户根据提示实际落笔，完成一幅自己的作品；随后将这种辅助方式与普通数字绘画方式进行对比，评价作品完成情况及后续使用意愿，并结合操作记录与访谈解释差异产生的原因。这里，算法负责提供可以调用的笔触计划，交互设计负责让计划变成用户能够看懂、能够操作、也能够调整的帮助。</w:t>
+        <w:t>在面向交互设计的阅读中，我重点区分了图像重建与人的绘画任务。自动渲染主要关心生成图像，逐笔指导还需要考虑笔数、寻找起点的难度、位置跳转与动作顺序。因而本项目以多尺度表达为基础，将有限动作预算、可预测的空间顺序以及每一步可显示的笔触参数纳入实现目标。文献提供的是方法思想，具体的预算分配、扫描规则和界面提示则由本项目结合应用场景设计。</w:t>
+      </w:r>
+    </w:p>
+    <w:p>
+      <w:pPr>
+        <w:pStyle w:val="MidtermSubheading"/>
+      </w:pPr>
+      <w:r>
+        <w:t>2.2 神经绘画研究的参照价值</w:t>
       </w:r>
     </w:p>
     <w:p>
@@ -2207,21 +2173,7 @@
         <w:pStyle w:val="MidtermBody"/>
       </w:pPr>
       <w:r>
-        <w:rPr>
-          <w:rFonts w:ascii="Times New Roman" w:hAnsi="Times New Roman" w:eastAsia="宋体"/>
-        </w:rPr>
-        <w:t>因此，我没有把算法生成的预览图直接当作用户的绘画成果。预览可以帮助判断拆解后的画面是否还保留主体，但它不能说明初学者是否能按提示完成。相应地，画完了多少条提示、实际进行了多少次落笔、最后作品是否完整，也需要分开记录。后续评价将以两种方式共用的作品标准为依据，再结合使用意愿及过程表现进行分析，不用引导进度条替代作品质量，也不把一次短时任务的表现解释为长期绘画能力的提高。</w:t>
-      </w:r>
-    </w:p>
-    <w:p>
-      <w:pPr>
-        <w:pStyle w:val="MidtermHeading"/>
-      </w:pPr>
-      <w:r>
-        <w:rPr>
-          <w:rFonts w:ascii="Times New Roman" w:hAnsi="Times New Roman" w:eastAsia="宋体"/>
-        </w:rPr>
-        <w:t>三、传统笔触拆解方法的研究与程序优化</w:t>
+        <w:t>Huang等将绘画描述为连续笔触决策，通过神经渲染器和基于模型的强化学习生成笔触序列[2]；Zou等将参数化笔触渲染与图像相似度优化相结合，讨论神经渲染及参数搜索问题[3]；Hu等进一步区分“在哪里画”和“画什么”，通过动态预测绘画区域组织重建过程[4]。这三类研究帮助本课题理解有限笔触表达、参数优化反馈以及绘画区域组织之间的联系。</w:t>
       </w:r>
     </w:p>
     <w:p>
@@ -2229,10 +2181,15 @@
         <w:pStyle w:val="MidtermBody"/>
       </w:pPr>
       <w:r>
-        <w:rPr>
-          <w:rFonts w:ascii="Times New Roman" w:hAnsi="Times New Roman" w:eastAsia="宋体"/>
-        </w:rPr>
-        <w:t>算法研究主要从Hertzmann发表于1998年的《Painterly Rendering with Curved Brush Strokes of Multiple Sizes》入手[1]。我围绕多尺度处理、笔触生成和画布更新三个部分，对论文中的方法进行了拆分理解，并对照项目早期实现逐步梳理数据流。该方法利用不同尺寸的曲线笔触组织绘画，从较大的笔刷开始建立画面，再用较小的笔刷修整与参考图存在差异的区域。对本课题而言，它提供了把一张图表示为一系列绘画动作的基础思路，而不是直接给出了面向初学者的教学顺序。</w:t>
+        <w:t>本项目对这些研究采用方法层面的综合参照：保留可回放的参数化动作、以重建误差评价候选笔触，并明确组织区域访问顺序。当前运行程序采用显式搜索和解析颜色拟合，没有训练或调用上述论文的策略网络、神经渲染器及动态区域模型。因此，本课题的工作定位是面向交互需求的算法适配与系统设计，不能把相关论文的性能结论直接当作本系统的实验结果，也不将这种思想整合表述为多个神经模型的直接融合部署。</w:t>
+      </w:r>
+    </w:p>
+    <w:p>
+      <w:pPr>
+        <w:pStyle w:val="MidtermSubheading"/>
+      </w:pPr>
+      <w:r>
+        <w:t>2.3 方法选择与系统结构</w:t>
       </w:r>
     </w:p>
     <w:p>
@@ -2240,92 +2197,20 @@
         <w:pStyle w:val="MidtermBody"/>
       </w:pPr>
       <w:r>
-        <w:rPr>
-          <w:rFonts w:ascii="Times New Roman" w:hAnsi="Times New Roman" w:eastAsia="宋体"/>
-        </w:rPr>
-        <w:t>在把这一思路接到交互界面后，我发现，自动生成一幅具有笔触感的图像，与让使用者逐笔完成图像，是两个不同的要求。早期程序可能生成上千笔甚至更多笔触，计算机能够迅速绘制，人却需要逐次观察、移动和确认。如果只截取前面一部分笔触，画面往往还没有形成完整结构。因此，我将优化重点放在给定数量内重新规划整幅图，而不是在生成完成后简单截断数组。这个调整使笔数成为规划时就需要考虑的条件，也便于用户在开始前看到预期效果。</w:t>
-      </w:r>
-    </w:p>
-    <w:p>
-      <w:pPr>
-        <w:pStyle w:val="MidtermBody"/>
-      </w:pPr>
-      <w:r>
-        <w:rPr>
-          <w:rFonts w:ascii="Times New Roman" w:hAnsi="Times New Roman" w:eastAsia="宋体"/>
-        </w:rPr>
-        <w:t>当前实现采用基于画布残差的贪心参数搜索。程序从白色画布开始，计算目标图与当前画布之间尚未匹配的部分，在这些位置附近提出候选笔触，比较每一笔能够减少多少误差，再接受其中较合适的一笔。这里的“拆解”并不是恢复原画作者真实的作画过程，而是在当前笔刷表示和数量限制下，寻找一组能够近似表达参考图的绘画动作。这一区别也影响论文表述：我保留了传统方法逐步修整画面的思路，但没有将当前程序称为对原论文所有步骤和效果的完整复现。</w:t>
-      </w:r>
-    </w:p>
-    <w:p>
-      <w:pPr>
-        <w:pStyle w:val="MidtermBody"/>
-      </w:pPr>
-      <w:r>
-        <w:rPr>
-          <w:rFonts w:ascii="Times New Roman" w:hAnsi="Times New Roman" w:eastAsia="宋体"/>
-        </w:rPr>
-        <w:t>第一项具体改动是更新方式。项目旧实现对误差缓冲的更新主要集中在笔触中心线附近，而且同一层的候选生成后才统一反馈，容易使后续候选重复选择已经覆盖的区域。我将判断范围扩展到整个圆头笔刷的覆盖区域，并在每接受一笔后立即更新模拟画布，让下一笔依据新的残差重新计算。这里修正的是本项目早期实现中的问题，不能据此把相同缺陷归到原论文上。改动后，计划生成和画布更新形成逐笔反馈，减少了依据过时画布状态继续规划的情况。</w:t>
-      </w:r>
-    </w:p>
-    <w:p>
-      <w:pPr>
-        <w:pStyle w:val="MidtermBody"/>
-      </w:pPr>
-      <w:r>
-        <w:rPr>
-          <w:rFonts w:ascii="Times New Roman" w:hAnsi="Times New Roman" w:eastAsia="宋体"/>
-        </w:rPr>
-        <w:t>第二项改动是候选选择和颜色拟合。新版不仅比较笔触位置，还同时搜索方向、长度和宽度，并在较好的候选附近继续调整参数。颜色不再简单取起点处的像素，而是结合笔刷覆盖范围、当前画布颜色与透明度，使用加权最小二乘方式估计。程序还适当提高局部边缘变化区域的权重，使细小结构不至于完全被大面积颜色差异淹没。这种权重来自像素变化，并不等于程序已经理解了物体语义；对于人脸、文字或密集纹理，仍然可能出现重要特征保留不足的问题。</w:t>
-      </w:r>
-    </w:p>
-    <w:p>
-      <w:pPr>
-        <w:pStyle w:val="MidtermBody"/>
-      </w:pPr>
-      <w:r>
-        <w:rPr>
-          <w:rFonts w:ascii="Times New Roman" w:hAnsi="Times New Roman" w:eastAsia="宋体"/>
-        </w:rPr>
-        <w:t>第三项改动是笔触预算与尺度安排。我先做过200笔预算的版本，用于检查较少动作能否表现完整画面。之后发现部分材料的细节仍过于粗略，便将当前体验版本的默认上限调整为1000笔，并提高相应的分析分辨率。规划前期采用较大笔刷，随后逐步减小尺寸，给后期修整留出空间。程序只保存能够改善画面且路径有效的笔触，所以实际输出可以少于上限。1000笔是目前原型的工程设置，不代表适合初学者的最佳工作量，更不意味着实验参与者必须在限定时间内画完全部笔触。</w:t>
-      </w:r>
-    </w:p>
-    <w:p>
-      <w:pPr>
-        <w:pStyle w:val="MidtermBody"/>
-      </w:pPr>
-      <w:r>
-        <w:rPr>
-          <w:rFonts w:ascii="Times New Roman" w:hAnsi="Times New Roman" w:eastAsia="宋体"/>
-        </w:rPr>
-        <w:t>第四项改动是让计算结果与实际显示方式一致。当前候选使用带圆头的直线段，输出起止位置、宽度和颜色，复杂弯曲形状由多笔近似。普通体验的笔刷带有透明度，研究画布则使用共同的不透明画笔，因此规划时分别使用对应的混合参数，并保留不同的版本标记。这样可以减少“预览时看起来合适，真正画出后颜色却明显不同”的情况。与此同时，透明图片先与白底合成，输入图按比例缩放，较重的规划过程放到浏览器后台线程执行，界面能够显示进度和取消操作。</w:t>
-      </w:r>
-    </w:p>
-    <w:p>
-      <w:pPr>
-        <w:pStyle w:val="MidtermBody"/>
-      </w:pPr>
-      <w:r>
-        <w:rPr>
-          <w:rFonts w:ascii="Times New Roman" w:hAnsi="Times New Roman" w:eastAsia="宋体"/>
-        </w:rPr>
-        <w:t>目前，笔触计划使用固定随机种子，接受后的顺序也予以保留，方便重复生成和检查同一材料。图1展示了当前页面中的参考图、旧实现和新版预算规划结果。比较时均从空白画布绘制，没有把原图作为结果底图；算法预览中的图像也不是受试者作品。现有样例能够说明这些改动已经运行起来，并帮助定位轮廓、色块与小结构的问题，但还不足以得出普遍优于其他绘画算法的结论。下一步需要结合真实操作，判断这些笔触是否容易理解、是否过细，以及是否造成过多重复动作。</w:t>
-      </w:r>
-    </w:p>
-    <w:p>
-      <w:pPr>
+        <w:t>在浏览器中完成规划可以让用户选图后直接获得绘画引导，也便于将取消、进度反馈和重新尝试纳入交互。当前方法把输入图像转成一组包含起止点、宽度、颜色及遍次信息的笔触，由画布模块按顺序显示和绘制。计算过程放在Web Worker后台线程中，避免主要交互长时间被计算阻塞；研究模块则保存经过审核的参考图和计划，使同一批次的参与者使用一致材料。图1展示了从输入到绘画指导、再到研究记录的结构。</w:t>
+      </w:r>
+    </w:p>
+    <w:p>
+      <w:pPr>
+        <w:pStyle w:val="MidtermCaption"/>
         <w:keepNext/>
-        <w:spacing w:before="120" w:after="60" w:line="240" w:lineRule="auto"/>
-        <w:jc w:val="center"/>
-      </w:pPr>
-      <w:r>
-        <w:rPr>
-          <w:rFonts w:ascii="Times New Roman" w:hAnsi="Times New Roman" w:eastAsia="宋体"/>
-        </w:rPr>
+        <w:spacing w:before="120"/>
+      </w:pPr>
+      <w:r>
         <w:drawing>
           <wp:inline xmlns:a="http://schemas.openxmlformats.org/drawingml/2006/main" xmlns:pic="http://schemas.openxmlformats.org/drawingml/2006/picture">
-            <wp:extent cx="5868000" cy="4465015"/>
-            <wp:docPr id="2" name="Picture 2" descr="图1 笔触拆解算法的原图与重建效果比较；本地项目真实界面截图。"/>
+            <wp:extent cx="5940000" cy="3570188"/>
+            <wp:docPr id="2" name="Picture 2" descr="图1 图像输入、笔触规划、绘画交互与研究记录的系统结构。依据当前实现绘制；箭头表示模块间的数据与功能连接。"/>
             <wp:cNvGraphicFramePr>
               <a:graphicFrameLocks noChangeAspect="1"/>
             </wp:cNvGraphicFramePr>
@@ -2333,11 +2218,11 @@
               <a:graphicData uri="http://schemas.openxmlformats.org/drawingml/2006/picture">
                 <pic:pic>
                   <pic:nvPicPr>
-                    <pic:cNvPr id="0" name="图1_笔触拆解算法的原图与重建效果比较.png"/>
+                    <pic:cNvPr id="0" name="系统结构.png"/>
                     <pic:cNvPicPr/>
                   </pic:nvPicPr>
                   <pic:blipFill>
-                    <a:blip r:embed="rId18"/>
+                    <a:blip r:embed="rId28"/>
                     <a:stretch>
                       <a:fillRect/>
                     </a:stretch>
@@ -2345,7 +2230,7 @@
                   <pic:spPr>
                     <a:xfrm>
                       <a:off x="0" y="0"/>
-                      <a:ext cx="5868000" cy="4465015"/>
+                      <a:ext cx="5940000" cy="3570188"/>
                     </a:xfrm>
                     <a:prstGeom prst="rect"/>
                   </pic:spPr>
@@ -2359,12 +2244,10 @@
     <w:p>
       <w:pPr>
         <w:pStyle w:val="MidtermCaption"/>
-      </w:pPr>
-      <w:r>
-        <w:rPr>
-          <w:rFonts w:ascii="Times New Roman" w:hAnsi="Times New Roman" w:eastAsia="宋体"/>
-        </w:rPr>
-        <w:t>图1  笔触拆解算法的原图与重建效果比较</w:t>
+        <w:keepNext/>
+      </w:pPr>
+      <w:r>
+        <w:t>图1  图像输入、笔触规划、绘画交互与研究记录的系统结构</w:t>
       </w:r>
     </w:p>
     <w:p>
@@ -2372,10 +2255,7 @@
         <w:pStyle w:val="MidtermNote"/>
       </w:pPr>
       <w:r>
-        <w:rPr>
-          <w:rFonts w:ascii="Times New Roman" w:hAnsi="Times New Roman" w:eastAsia="宋体"/>
-        </w:rPr>
-        <w:t>注：图中为算法模拟绘制结果，用于检查拆解效果，不是用户手绘作品。</w:t>
+        <w:t>注：依据当前实现绘制；箭头表示模块间的数据与功能连接。</w:t>
       </w:r>
     </w:p>
     <w:p>
@@ -2383,10 +2263,15 @@
         <w:pStyle w:val="MidtermHeading"/>
       </w:pPr>
       <w:r>
-        <w:rPr>
-          <w:rFonts w:ascii="Times New Roman" w:hAnsi="Times New Roman" w:eastAsia="宋体"/>
-        </w:rPr>
-        <w:t>四、“星迹智绘”原型网站的设计与实现</w:t>
+        <w:t>三、约1000笔的有序规划算法实现</w:t>
+      </w:r>
+    </w:p>
+    <w:p>
+      <w:pPr>
+        <w:pStyle w:val="MidtermSubheading"/>
+      </w:pPr>
+      <w:r>
+        <w:t>3.1 有限预算与五遍尺度组织</w:t>
       </w:r>
     </w:p>
     <w:p>
@@ -2394,26 +2279,511 @@
         <w:pStyle w:val="MidtermBody"/>
       </w:pPr>
       <w:r>
-        <w:rPr>
-          <w:rFonts w:ascii="Times New Roman" w:hAnsi="Times New Roman" w:eastAsia="宋体"/>
-        </w:rPr>
-        <w:t>网站目前已经形成从进入产品、选择参考图、查看拆解效果、开始绘画到保存作品的主要路径。首页用“从第一笔开始”来说明产品用途，将开始创作和参与测试的入口分开，避免第一次进入的用户先面对复杂工具。选图页面提供示例作品、本地上传和自由画布三类入口。示例图片可以降低首次尝试的准备成本，本地上传保留个人表达的空间，自由画布则允许用户不使用拆解提示直接绘画。图2和图3分别展示当前首页与参考图选择界面。</w:t>
-      </w:r>
-    </w:p>
-    <w:p>
-      <w:pPr>
+        <w:t>当前默认规划器以最多1000次笔触规划尝试为预算，从白色画布开始重新组织整幅图像。系统不先生成大量笔触再截取前1000笔，也不把参考原图叠在结果下方充当重建。每次只接受能够改善目标误差且路径有效的笔触，因此实际输出可能略少于预算。约1000笔是目前的工程配置，作用是在细节表现和操作数量之间提供可检验的方案，尚不能视为零基础使用者的最佳工作量。</w:t>
+      </w:r>
+    </w:p>
+    <w:p>
+      <w:pPr>
+        <w:pStyle w:val="MidtermBody"/>
+      </w:pPr>
+      <w:r>
+        <w:t>绘画顺序分为五遍：大色块、中色块、形体、小笔触和细节。各遍分别采用固定宽度，整组宽度由大到小递减；每遍按网格逐行访问，从左上到右下推进，并在当前区域中选择仍需修整的位置。这里的空间顺序是区域访问顺序，不要求每一笔的端点都严格沿一条对角线排列。笔触可以跨越网格边界，其颜色拟合与误差评价始终基于同一张共享画布，避免把各块分别绘制后再硬性拼接。</w:t>
+      </w:r>
+    </w:p>
+    <w:p>
+      <w:pPr>
+        <w:pStyle w:val="MidtermCaption"/>
         <w:keepNext/>
-        <w:spacing w:before="120" w:after="60" w:line="240" w:lineRule="auto"/>
+      </w:pPr>
+      <w:r>
+        <w:t>表1  五遍规划的尺度与预算设置</w:t>
+      </w:r>
+    </w:p>
+    <w:tbl>
+      <w:tblPr>
+        <w:tblStyle w:val="6"/>
+        <w:tblW w:type="auto" w:w="0"/>
         <w:jc w:val="center"/>
-      </w:pPr>
-      <w:r>
-        <w:rPr>
-          <w:rFonts w:ascii="Times New Roman" w:hAnsi="Times New Roman" w:eastAsia="宋体"/>
-        </w:rPr>
+        <w:tblLayout w:type="fixed"/>
+        <w:tblLook w:firstColumn="1" w:firstRow="1" w:lastColumn="0" w:lastRow="0" w:noHBand="0" w:noVBand="1" w:val="04A0"/>
+      </w:tblPr>
+      <w:tblGrid>
+        <w:gridCol w:w="2721"/>
+        <w:gridCol w:w="1871"/>
+        <w:gridCol w:w="1871"/>
+        <w:gridCol w:w="2891"/>
+      </w:tblGrid>
+      <w:tr>
+        <w:trPr>
+          <w:cantSplit/>
+          <w:tblHeader/>
+        </w:trPr>
+        <w:tc>
+          <w:tcPr>
+            <w:tcW w:type="dxa" w:w="2721"/>
+            <w:shd w:fill="ECEAFE"/>
+          </w:tcPr>
+          <w:p>
+            <w:pPr>
+              <w:pStyle w:val="MidtermNote"/>
+              <w:spacing w:before="80" w:after="80"/>
+            </w:pPr>
+            <w:r>
+              <w:rPr>
+                <w:b/>
+              </w:rPr>
+              <w:t>遍次 / 用途</w:t>
+            </w:r>
+          </w:p>
+        </w:tc>
+        <w:tc>
+          <w:tcPr>
+            <w:tcW w:type="dxa" w:w="1871"/>
+            <w:shd w:fill="ECEAFE"/>
+          </w:tcPr>
+          <w:p>
+            <w:pPr>
+              <w:pStyle w:val="MidtermNote"/>
+              <w:spacing w:before="80" w:after="80"/>
+            </w:pPr>
+            <w:r>
+              <w:rPr>
+                <w:b/>
+              </w:rPr>
+              <w:t>基准宽度</w:t>
+            </w:r>
+          </w:p>
+        </w:tc>
+        <w:tc>
+          <w:tcPr>
+            <w:tcW w:type="dxa" w:w="1871"/>
+            <w:shd w:fill="ECEAFE"/>
+          </w:tcPr>
+          <w:p>
+            <w:pPr>
+              <w:pStyle w:val="MidtermNote"/>
+              <w:spacing w:before="80" w:after="80"/>
+            </w:pPr>
+            <w:r>
+              <w:rPr>
+                <w:b/>
+              </w:rPr>
+              <w:t>网格</w:t>
+            </w:r>
+          </w:p>
+        </w:tc>
+        <w:tc>
+          <w:tcPr>
+            <w:tcW w:type="dxa" w:w="2891"/>
+            <w:shd w:fill="ECEAFE"/>
+          </w:tcPr>
+          <w:p>
+            <w:pPr>
+              <w:pStyle w:val="MidtermNote"/>
+              <w:spacing w:before="80" w:after="80"/>
+            </w:pPr>
+            <w:r>
+              <w:rPr>
+                <w:b/>
+              </w:rPr>
+              <w:t>1000预算下尝试次数</w:t>
+            </w:r>
+          </w:p>
+        </w:tc>
+      </w:tr>
+      <w:tr>
+        <w:trPr>
+          <w:cantSplit/>
+        </w:trPr>
+        <w:tc>
+          <w:tcPr>
+            <w:tcW w:type="dxa" w:w="2721"/>
+          </w:tcPr>
+          <w:p>
+            <w:pPr>
+              <w:pStyle w:val="MidtermNote"/>
+              <w:spacing w:before="80" w:after="80"/>
+            </w:pPr>
+            <w:r>
+              <w:rPr>
+                <w:b w:val="0"/>
+              </w:rPr>
+              <w:t>1 / 大色块</w:t>
+            </w:r>
+          </w:p>
+        </w:tc>
+        <w:tc>
+          <w:tcPr>
+            <w:tcW w:type="dxa" w:w="1871"/>
+          </w:tcPr>
+          <w:p>
+            <w:pPr>
+              <w:pStyle w:val="MidtermNote"/>
+              <w:spacing w:before="80" w:after="80"/>
+            </w:pPr>
+            <w:r>
+              <w:rPr>
+                <w:b w:val="0"/>
+              </w:rPr>
+              <w:t>30</w:t>
+            </w:r>
+          </w:p>
+        </w:tc>
+        <w:tc>
+          <w:tcPr>
+            <w:tcW w:type="dxa" w:w="1871"/>
+          </w:tcPr>
+          <w:p>
+            <w:pPr>
+              <w:pStyle w:val="MidtermNote"/>
+              <w:spacing w:before="80" w:after="80"/>
+            </w:pPr>
+            <w:r>
+              <w:rPr>
+                <w:b w:val="0"/>
+              </w:rPr>
+              <w:t>3 × 3</w:t>
+            </w:r>
+          </w:p>
+        </w:tc>
+        <w:tc>
+          <w:tcPr>
+            <w:tcW w:type="dxa" w:w="2891"/>
+          </w:tcPr>
+          <w:p>
+            <w:pPr>
+              <w:pStyle w:val="MidtermNote"/>
+              <w:spacing w:before="80" w:after="80"/>
+            </w:pPr>
+            <w:r>
+              <w:rPr>
+                <w:b w:val="0"/>
+              </w:rPr>
+              <w:t>60</w:t>
+            </w:r>
+          </w:p>
+        </w:tc>
+      </w:tr>
+      <w:tr>
+        <w:trPr>
+          <w:cantSplit/>
+        </w:trPr>
+        <w:tc>
+          <w:tcPr>
+            <w:tcW w:type="dxa" w:w="2721"/>
+          </w:tcPr>
+          <w:p>
+            <w:pPr>
+              <w:pStyle w:val="MidtermNote"/>
+              <w:spacing w:before="80" w:after="80"/>
+            </w:pPr>
+            <w:r>
+              <w:rPr>
+                <w:b w:val="0"/>
+              </w:rPr>
+              <w:t>2 / 中色块</w:t>
+            </w:r>
+          </w:p>
+        </w:tc>
+        <w:tc>
+          <w:tcPr>
+            <w:tcW w:type="dxa" w:w="1871"/>
+          </w:tcPr>
+          <w:p>
+            <w:pPr>
+              <w:pStyle w:val="MidtermNote"/>
+              <w:spacing w:before="80" w:after="80"/>
+            </w:pPr>
+            <w:r>
+              <w:rPr>
+                <w:b w:val="0"/>
+              </w:rPr>
+              <w:t>16</w:t>
+            </w:r>
+          </w:p>
+        </w:tc>
+        <w:tc>
+          <w:tcPr>
+            <w:tcW w:type="dxa" w:w="1871"/>
+          </w:tcPr>
+          <w:p>
+            <w:pPr>
+              <w:pStyle w:val="MidtermNote"/>
+              <w:spacing w:before="80" w:after="80"/>
+            </w:pPr>
+            <w:r>
+              <w:rPr>
+                <w:b w:val="0"/>
+              </w:rPr>
+              <w:t>4 × 4</w:t>
+            </w:r>
+          </w:p>
+        </w:tc>
+        <w:tc>
+          <w:tcPr>
+            <w:tcW w:type="dxa" w:w="2891"/>
+          </w:tcPr>
+          <w:p>
+            <w:pPr>
+              <w:pStyle w:val="MidtermNote"/>
+              <w:spacing w:before="80" w:after="80"/>
+            </w:pPr>
+            <w:r>
+              <w:rPr>
+                <w:b w:val="0"/>
+              </w:rPr>
+              <w:t>120</w:t>
+            </w:r>
+          </w:p>
+        </w:tc>
+      </w:tr>
+      <w:tr>
+        <w:trPr>
+          <w:cantSplit/>
+        </w:trPr>
+        <w:tc>
+          <w:tcPr>
+            <w:tcW w:type="dxa" w:w="2721"/>
+          </w:tcPr>
+          <w:p>
+            <w:pPr>
+              <w:pStyle w:val="MidtermNote"/>
+              <w:spacing w:before="80" w:after="80"/>
+            </w:pPr>
+            <w:r>
+              <w:rPr>
+                <w:b w:val="0"/>
+              </w:rPr>
+              <w:t>3 / 形体</w:t>
+            </w:r>
+          </w:p>
+        </w:tc>
+        <w:tc>
+          <w:tcPr>
+            <w:tcW w:type="dxa" w:w="1871"/>
+          </w:tcPr>
+          <w:p>
+            <w:pPr>
+              <w:pStyle w:val="MidtermNote"/>
+              <w:spacing w:before="80" w:after="80"/>
+            </w:pPr>
+            <w:r>
+              <w:rPr>
+                <w:b w:val="0"/>
+              </w:rPr>
+              <w:t>8</w:t>
+            </w:r>
+          </w:p>
+        </w:tc>
+        <w:tc>
+          <w:tcPr>
+            <w:tcW w:type="dxa" w:w="1871"/>
+          </w:tcPr>
+          <w:p>
+            <w:pPr>
+              <w:pStyle w:val="MidtermNote"/>
+              <w:spacing w:before="80" w:after="80"/>
+            </w:pPr>
+            <w:r>
+              <w:rPr>
+                <w:b w:val="0"/>
+              </w:rPr>
+              <w:t>5 × 5</w:t>
+            </w:r>
+          </w:p>
+        </w:tc>
+        <w:tc>
+          <w:tcPr>
+            <w:tcW w:type="dxa" w:w="2891"/>
+          </w:tcPr>
+          <w:p>
+            <w:pPr>
+              <w:pStyle w:val="MidtermNote"/>
+              <w:spacing w:before="80" w:after="80"/>
+            </w:pPr>
+            <w:r>
+              <w:rPr>
+                <w:b w:val="0"/>
+              </w:rPr>
+              <w:t>220</w:t>
+            </w:r>
+          </w:p>
+        </w:tc>
+      </w:tr>
+      <w:tr>
+        <w:trPr>
+          <w:cantSplit/>
+        </w:trPr>
+        <w:tc>
+          <w:tcPr>
+            <w:tcW w:type="dxa" w:w="2721"/>
+          </w:tcPr>
+          <w:p>
+            <w:pPr>
+              <w:pStyle w:val="MidtermNote"/>
+              <w:spacing w:before="80" w:after="80"/>
+            </w:pPr>
+            <w:r>
+              <w:rPr>
+                <w:b w:val="0"/>
+              </w:rPr>
+              <w:t>4 / 小笔触</w:t>
+            </w:r>
+          </w:p>
+        </w:tc>
+        <w:tc>
+          <w:tcPr>
+            <w:tcW w:type="dxa" w:w="1871"/>
+          </w:tcPr>
+          <w:p>
+            <w:pPr>
+              <w:pStyle w:val="MidtermNote"/>
+              <w:spacing w:before="80" w:after="80"/>
+            </w:pPr>
+            <w:r>
+              <w:rPr>
+                <w:b w:val="0"/>
+              </w:rPr>
+              <w:t>4</w:t>
+            </w:r>
+          </w:p>
+        </w:tc>
+        <w:tc>
+          <w:tcPr>
+            <w:tcW w:type="dxa" w:w="1871"/>
+          </w:tcPr>
+          <w:p>
+            <w:pPr>
+              <w:pStyle w:val="MidtermNote"/>
+              <w:spacing w:before="80" w:after="80"/>
+            </w:pPr>
+            <w:r>
+              <w:rPr>
+                <w:b w:val="0"/>
+              </w:rPr>
+              <w:t>6 × 6</w:t>
+            </w:r>
+          </w:p>
+        </w:tc>
+        <w:tc>
+          <w:tcPr>
+            <w:tcW w:type="dxa" w:w="2891"/>
+          </w:tcPr>
+          <w:p>
+            <w:pPr>
+              <w:pStyle w:val="MidtermNote"/>
+              <w:spacing w:before="80" w:after="80"/>
+            </w:pPr>
+            <w:r>
+              <w:rPr>
+                <w:b w:val="0"/>
+              </w:rPr>
+              <w:t>280</w:t>
+            </w:r>
+          </w:p>
+        </w:tc>
+      </w:tr>
+      <w:tr>
+        <w:trPr>
+          <w:cantSplit/>
+        </w:trPr>
+        <w:tc>
+          <w:tcPr>
+            <w:tcW w:type="dxa" w:w="2721"/>
+          </w:tcPr>
+          <w:p>
+            <w:pPr>
+              <w:pStyle w:val="MidtermNote"/>
+              <w:spacing w:before="80" w:after="80"/>
+            </w:pPr>
+            <w:r>
+              <w:rPr>
+                <w:b w:val="0"/>
+              </w:rPr>
+              <w:t>5 / 细节</w:t>
+            </w:r>
+          </w:p>
+        </w:tc>
+        <w:tc>
+          <w:tcPr>
+            <w:tcW w:type="dxa" w:w="1871"/>
+          </w:tcPr>
+          <w:p>
+            <w:pPr>
+              <w:pStyle w:val="MidtermNote"/>
+              <w:spacing w:before="80" w:after="80"/>
+            </w:pPr>
+            <w:r>
+              <w:rPr>
+                <w:b w:val="0"/>
+              </w:rPr>
+              <w:t>2.2</w:t>
+            </w:r>
+          </w:p>
+        </w:tc>
+        <w:tc>
+          <w:tcPr>
+            <w:tcW w:type="dxa" w:w="1871"/>
+          </w:tcPr>
+          <w:p>
+            <w:pPr>
+              <w:pStyle w:val="MidtermNote"/>
+              <w:spacing w:before="80" w:after="80"/>
+            </w:pPr>
+            <w:r>
+              <w:rPr>
+                <w:b w:val="0"/>
+              </w:rPr>
+              <w:t>6 × 6</w:t>
+            </w:r>
+          </w:p>
+        </w:tc>
+        <w:tc>
+          <w:tcPr>
+            <w:tcW w:type="dxa" w:w="2891"/>
+          </w:tcPr>
+          <w:p>
+            <w:pPr>
+              <w:pStyle w:val="MidtermNote"/>
+              <w:spacing w:before="80" w:after="80"/>
+            </w:pPr>
+            <w:r>
+              <w:rPr>
+                <w:b w:val="0"/>
+              </w:rPr>
+              <w:t>320</w:t>
+            </w:r>
+          </w:p>
+        </w:tc>
+      </w:tr>
+    </w:tbl>
+    <w:p>
+      <w:pPr>
+        <w:pStyle w:val="MidtermNote"/>
+      </w:pPr>
+      <w:r>
+        <w:t>注：宽度按分析图短边200像素换算；无收益候选跳过，尝试次数不等于最终接受笔数。</w:t>
+      </w:r>
+    </w:p>
+    <w:p>
+      <w:pPr>
+        <w:pStyle w:val="MidtermBody"/>
+      </w:pPr>
+      <w:r>
+        <w:t>表1的宽度以分析图短边200像素为基准，再按实际尺寸换算。每遍的尝试次数按预算比例分配，区域内部则按当前加权残差分配数量：尚未表达充分的区域获得更多机会，已接近参考图的区域减少重复覆盖。少于1000的预算也重新按比例分配到五遍，而不是丢弃后面的细节遍次。图2用莫奈《日出·印象》的同一份规划结果展示五遍的累积重建，便于观察整体色彩、形体和细节逐渐形成的过程。</w:t>
+      </w:r>
+    </w:p>
+    <w:p>
+      <w:pPr>
+        <w:pStyle w:val="MidtermCaption"/>
+        <w:keepNext/>
+        <w:spacing w:before="120"/>
+      </w:pPr>
+      <w:r>
         <w:drawing>
           <wp:inline xmlns:a="http://schemas.openxmlformats.org/drawingml/2006/main" xmlns:pic="http://schemas.openxmlformats.org/drawingml/2006/picture">
-            <wp:extent cx="5868000" cy="3912000"/>
-            <wp:docPr id="3" name="Picture 3" descr="图2 星迹智绘首页；本地项目真实界面截图。"/>
+            <wp:extent cx="5752736" cy="4752000"/>
+            <wp:docPr id="3" name="Picture 3" descr="图2 莫奈《日出·印象》的五遍累积重建效果。原图为项目内参考作品；阶段图来自当前五遍规划方法的工程验证。均为算法模拟结果，非用户手绘。"/>
             <wp:cNvGraphicFramePr>
               <a:graphicFrameLocks noChangeAspect="1"/>
             </wp:cNvGraphicFramePr>
@@ -2421,11 +2791,11 @@
               <a:graphicData uri="http://schemas.openxmlformats.org/drawingml/2006/picture">
                 <pic:pic>
                   <pic:nvPicPr>
-                    <pic:cNvPr id="0" name="图2_星迹智绘首页.png"/>
+                    <pic:cNvPr id="0" name="五遍阶段.png"/>
                     <pic:cNvPicPr/>
                   </pic:nvPicPr>
                   <pic:blipFill>
-                    <a:blip r:embed="rId19"/>
+                    <a:blip r:embed="rId29"/>
                     <a:stretch>
                       <a:fillRect/>
                     </a:stretch>
@@ -2433,7 +2803,7 @@
                   <pic:spPr>
                     <a:xfrm>
                       <a:off x="0" y="0"/>
-                      <a:ext cx="5868000" cy="3912000"/>
+                      <a:ext cx="5752736" cy="4752000"/>
                     </a:xfrm>
                     <a:prstGeom prst="rect"/>
                   </pic:spPr>
@@ -2447,12 +2817,26 @@
     <w:p>
       <w:pPr>
         <w:pStyle w:val="MidtermCaption"/>
-      </w:pPr>
-      <w:r>
-        <w:rPr>
-          <w:rFonts w:ascii="Times New Roman" w:hAnsi="Times New Roman" w:eastAsia="宋体"/>
-        </w:rPr>
-        <w:t>图2  星迹智绘首页</w:t>
+        <w:keepNext/>
+      </w:pPr>
+      <w:r>
+        <w:t>图2  莫奈《日出·印象》的五遍累积重建效果</w:t>
+      </w:r>
+    </w:p>
+    <w:p>
+      <w:pPr>
+        <w:pStyle w:val="MidtermNote"/>
+      </w:pPr>
+      <w:r>
+        <w:t>注：原图为项目内参考作品；阶段图来自当前五遍规划方法的工程验证。均为算法模拟结果，非用户手绘。</w:t>
+      </w:r>
+    </w:p>
+    <w:p>
+      <w:pPr>
+        <w:pStyle w:val="MidtermSubheading"/>
+      </w:pPr>
+      <w:r>
+        <w:t>3.2 残差驱动搜索与整笔颜色拟合</w:t>
       </w:r>
     </w:p>
     <w:p>
@@ -2460,26 +2844,109 @@
         <w:pStyle w:val="MidtermBody"/>
       </w:pPr>
       <w:r>
-        <w:rPr>
-          <w:rFonts w:ascii="Times New Roman" w:hAnsi="Times New Roman" w:eastAsia="宋体"/>
-        </w:rPr>
-        <w:t>在开始绘画之前，用户可以先进入笔触效果预览，检查原图经过有限笔触表达后还剩下哪些结构，也可以按进度查看笔触如何逐步叠加。我增加这一步，是希望用户在投入较长绘画时间之前，对任务有一个较具体的预期。对于细节丢失较多的图片，可以先更换材料，而不是画到后半程才发现目标过于复杂。现阶段预览页仍保留算法比较内容，便于研究和调试；后续面向一般用户时，还需要减少技术说明，把重点放在“将要画什么”和“能否接受这个目标”上。</w:t>
-      </w:r>
-    </w:p>
-    <w:p>
-      <w:pPr>
+        <w:t>输入图像先保持比例缩放，并将透明部分合成到白底上。当前1000笔配置的分析图最长边不超过256像素。程序计算目标图与当前画布的逐像素差异，同时适度提高局部颜色变化明显区域的权重。这个权重用于保留边缘附近的信息，并不意味着系统具备物体识别能力；人脸、文字和复杂纹理中的重要语义细节仍可能丢失。</w:t>
+      </w:r>
+    </w:p>
+    <w:p>
+      <w:pPr>
+        <w:pStyle w:val="MidtermBody"/>
+      </w:pPr>
+      <w:r>
+        <w:t>每个候选笔触采用圆头直线段，即胶囊形覆盖范围，参数包括中心位置、方向、长度和当前遍次的固定宽度。搜索先在当前区域依据残差选择候选位置，再比较64个候选，并对较优结果进行36次局部调整。笔触颜色根据整条笔刷的覆盖范围、当前画布和透明度共同求解，而不是只取某个起点像素。这样既考虑原图局部颜色，也考虑已经绘制的底色对叠涂效果的影响。</w:t>
+      </w:r>
+    </w:p>
+    <w:p>
+      <w:pPr>
+        <w:pStyle w:val="MidtermBody"/>
+      </w:pPr>
+      <w:r>
+        <w:t>在单个颜色通道上，记目标像素为Tᵢ、当前画布为Cᵢ、有效透明度为aᵢ、边缘权重为wᵢ，笔触颜色为q，则该笔绘制后的像素为(1−aᵢ)Cᵢ+aᵢq。对覆盖区的加权平方误差求最小值，可以得到下式；计算结果限制在合法颜色范围内。该表达式由本项目采用的颜色混合模型推导，用于解释源码中的解析拟色过程。</w:t>
+      </w:r>
+    </w:p>
+    <w:p>
+      <w:pPr>
+        <w:pStyle w:val="MidtermNote"/>
+        <w:jc w:val="center"/>
+      </w:pPr>
+      <w:r>
+        <w:t>q* = clip₍₀,₁₎ { Σᵢ wᵢaᵢ[Tᵢ − (1 − aᵢ)Cᵢ] / Σᵢ wᵢaᵢ² }</w:t>
+      </w:r>
+    </w:p>
+    <w:p>
+      <w:pPr>
+        <w:pStyle w:val="MidtermBody"/>
+      </w:pPr>
+      <w:r>
+        <w:t>得到颜色后，程序比较整条笔触绘制前后的误差，仅保留正向改善。每接受一笔，就立即更新共享画布，再进行下一次搜索。由于透明笔触的叠放次序会改变结果，颜色搜索与空间顺序必须一并规划；不能只把已有笔触按位置重新排序，却仍使用与另一种覆盖顺序对应的颜色。固定随机种子、参数版本和材料哈希用于复核计划，使被审核的研究材料能够稳定保存和重复使用。</w:t>
+      </w:r>
+    </w:p>
+    <w:p>
+      <w:pPr>
+        <w:pStyle w:val="MidtermSubheading"/>
+      </w:pPr>
+      <w:r>
+        <w:t>3.3 面向交互的优化成果与适用边界</w:t>
+      </w:r>
+    </w:p>
+    <w:p>
+      <w:pPr>
+        <w:pStyle w:val="MidtermBody"/>
+      </w:pPr>
+      <w:r>
+        <w:t>本阶段的算法工作形成了三个相互配合的优化方向：用预算分配控制总体动作规模；用五遍固定尺度和逐行访问建立容易理解的绘画节奏；用完整覆盖范围拟色和逐笔反馈保持有限笔触下的图像表达。体验画布采用0.85的规划透明度，研究画布采用不透明笔刷，规划时分别匹配对应参数。两种模式共用核心方法，但材料版本区分保存，不能混用两种渲染方式的预览作为同一结果。</w:t>
+      </w:r>
+    </w:p>
+    <w:p>
+      <w:pPr>
+        <w:pStyle w:val="MidtermBody"/>
+      </w:pPr>
+      <w:r>
+        <w:t>对莫奈样图，现有工程验证得到998笔，五遍累积笔数为60、179、398、678和998，笔宽没有出现由小反增的跳变。这个结果说明预算和顺序约束已经运行，并且可以输出实际阶段图；它不代表任意照片都能在1000笔内达到相同精细程度。图像相似性、单笔可执行性和任务总负担仍需共同判断，低像素误差不能代替美感评价或人的绘画表现。</w:t>
+      </w:r>
+    </w:p>
+    <w:p>
+      <w:pPr>
+        <w:pStyle w:val="MidtermBody"/>
+      </w:pPr>
+      <w:r>
+        <w:t>当前算法也不恢复真实大师的作画步骤，不进行自动语义分区。其可解释性在于尺度、区域顺序和误差变化均可直接检查。对于细线、密集小物体和强纹理材料，需要保留失败样例，观察重要形体是否被覆盖，以及小笔触是否细到难以跟随。下一阶段将结合预试确定任务材料和预算，而不是仅凭理想重建图的精致程度提高笔数。</w:t>
+      </w:r>
+    </w:p>
+    <w:p>
+      <w:pPr>
+        <w:pStyle w:val="MidtermHeading"/>
+      </w:pPr>
+      <w:r>
+        <w:t>四、交互流程与UI设计建设</w:t>
+      </w:r>
+    </w:p>
+    <w:p>
+      <w:pPr>
+        <w:pStyle w:val="MidtermSubheading"/>
+      </w:pPr>
+      <w:r>
+        <w:t>4.1 信息架构与创作入口</w:t>
+      </w:r>
+    </w:p>
+    <w:p>
+      <w:pPr>
+        <w:pStyle w:val="MidtermBody"/>
+      </w:pPr>
+      <w:r>
+        <w:t>“星迹智绘”已经建立首页、选图、绘画、作品查看、产品介绍及研究测试等主要页面。普通体验路径围绕“选择想画的图—获得有序笔触—亲手绘画—保存作品”组织；用户测试通过独立入口进入统一任务。首页突出“开始我的第一幅画”的主操作，将较长介绍默认折叠，减少初次进入时需要阅读的信息。产品介绍页面则承担完整功能说明、算法原理和文献来源展示，避免把技术细节集中放入绘画任务界面。</w:t>
+      </w:r>
+    </w:p>
+    <w:p>
+      <w:pPr>
+        <w:pStyle w:val="MidtermCaption"/>
         <w:keepNext/>
-        <w:spacing w:before="120" w:after="60" w:line="240" w:lineRule="auto"/>
-        <w:jc w:val="center"/>
-      </w:pPr>
-      <w:r>
-        <w:rPr>
-          <w:rFonts w:ascii="Times New Roman" w:hAnsi="Times New Roman" w:eastAsia="宋体"/>
-        </w:rPr>
+        <w:spacing w:before="120"/>
+      </w:pPr>
+      <w:r>
         <w:drawing>
           <wp:inline xmlns:a="http://schemas.openxmlformats.org/drawingml/2006/main" xmlns:pic="http://schemas.openxmlformats.org/drawingml/2006/picture">
-            <wp:extent cx="5868000" cy="3912000"/>
-            <wp:docPr id="4" name="Picture 4" descr="图3 参考图选择与创作入口；本地项目真实界面截图。"/>
+            <wp:extent cx="5940000" cy="4125000"/>
+            <wp:docPr id="4" name="Picture 4" descr="图3 星迹智绘首页与主要创作入口。当前程序截图；首页的长介绍默认收起。"/>
             <wp:cNvGraphicFramePr>
               <a:graphicFrameLocks noChangeAspect="1"/>
             </wp:cNvGraphicFramePr>
@@ -2487,11 +2954,11 @@
               <a:graphicData uri="http://schemas.openxmlformats.org/drawingml/2006/picture">
                 <pic:pic>
                   <pic:nvPicPr>
-                    <pic:cNvPr id="0" name="图3_参考图选择与创作入口.png"/>
+                    <pic:cNvPr id="0" name="首页.png"/>
                     <pic:cNvPicPr/>
                   </pic:nvPicPr>
                   <pic:blipFill>
-                    <a:blip r:embed="rId20"/>
+                    <a:blip r:embed="rId30"/>
                     <a:stretch>
                       <a:fillRect/>
                     </a:stretch>
@@ -2499,7 +2966,7 @@
                   <pic:spPr>
                     <a:xfrm>
                       <a:off x="0" y="0"/>
-                      <a:ext cx="5868000" cy="3912000"/>
+                      <a:ext cx="5940000" cy="4125000"/>
                     </a:xfrm>
                     <a:prstGeom prst="rect"/>
                   </pic:spPr>
@@ -2513,12 +2980,18 @@
     <w:p>
       <w:pPr>
         <w:pStyle w:val="MidtermCaption"/>
-      </w:pPr>
-      <w:r>
-        <w:rPr>
-          <w:rFonts w:ascii="Times New Roman" w:hAnsi="Times New Roman" w:eastAsia="宋体"/>
-        </w:rPr>
-        <w:t>图3  参考图选择与创作入口</w:t>
+        <w:keepNext/>
+      </w:pPr>
+      <w:r>
+        <w:t>图3  星迹智绘首页与主要创作入口</w:t>
+      </w:r>
+    </w:p>
+    <w:p>
+      <w:pPr>
+        <w:pStyle w:val="MidtermNote"/>
+      </w:pPr>
+      <w:r>
+        <w:t>注：当前程序截图；首页的长介绍默认收起。</w:t>
       </w:r>
     </w:p>
     <w:p>
@@ -2526,26 +2999,20 @@
         <w:pStyle w:val="MidtermBody"/>
       </w:pPr>
       <w:r>
-        <w:rPr>
-          <w:rFonts w:ascii="Times New Roman" w:hAnsi="Times New Roman" w:eastAsia="宋体"/>
-        </w:rPr>
-        <w:t>绘画界面围绕画布和当前一笔组织信息。起点用于回答从哪里落笔，线段与箭头说明移动方向，颜色与粗细提示帮助用户选择画笔，进度用于说明当前走到哪里。参考图放在可查看的位置，提示面板支持移动、锁定和收起，以便给画布让出空间。提示强度也可以调整，让使用者根据需要查看完整路径或减少提示。图4展示了普通体验模式下的绘画界面，其中的星点、轨迹和提示面板已经与实际生成的笔触序列连接。</w:t>
-      </w:r>
-    </w:p>
-    <w:p>
-      <w:pPr>
+        <w:t>参考图既可以来自作品库，也可以由用户本地选择或拖拽上传。当前支持20MB以下的JPG、PNG等浏览器可解码图像，并提供文件检查、预览和加载反馈。用户可以先检查拆解后的预期效果，再决定是否进入绘画。对于参考图过于复杂或细节不足的情况，这一步能使目标更明确。自由画布允许直接绘画，不要求先挑选主题；它为不想跟随固定参考图的使用者保留自主表达空间。</w:t>
+      </w:r>
+    </w:p>
+    <w:p>
+      <w:pPr>
+        <w:pStyle w:val="MidtermCaption"/>
         <w:keepNext/>
-        <w:spacing w:before="120" w:after="60" w:line="240" w:lineRule="auto"/>
-        <w:jc w:val="center"/>
-      </w:pPr>
-      <w:r>
-        <w:rPr>
-          <w:rFonts w:ascii="Times New Roman" w:hAnsi="Times New Roman" w:eastAsia="宋体"/>
-        </w:rPr>
+        <w:spacing w:before="120"/>
+      </w:pPr>
+      <w:r>
         <w:drawing>
           <wp:inline xmlns:a="http://schemas.openxmlformats.org/drawingml/2006/main" xmlns:pic="http://schemas.openxmlformats.org/drawingml/2006/picture">
-            <wp:extent cx="5868000" cy="3912000"/>
-            <wp:docPr id="5" name="Picture 5" descr="图4 普通体验模式的逐笔绘画与提示面板；本地项目真实界面截图。"/>
+            <wp:extent cx="5940000" cy="4125000"/>
+            <wp:docPr id="5" name="Picture 5" descr="图4 本地图片上传与参考图选择界面。当前程序截图；支持点击选图、拖拽上传和进入自由画布。"/>
             <wp:cNvGraphicFramePr>
               <a:graphicFrameLocks noChangeAspect="1"/>
             </wp:cNvGraphicFramePr>
@@ -2553,11 +3020,11 @@
               <a:graphicData uri="http://schemas.openxmlformats.org/drawingml/2006/picture">
                 <pic:pic>
                   <pic:nvPicPr>
-                    <pic:cNvPr id="0" name="图4_普通体验模式的逐笔绘画与提示面板.png"/>
+                    <pic:cNvPr id="0" name="选图上传.png"/>
                     <pic:cNvPicPr/>
                   </pic:nvPicPr>
                   <pic:blipFill>
-                    <a:blip r:embed="rId21"/>
+                    <a:blip r:embed="rId31"/>
                     <a:stretch>
                       <a:fillRect/>
                     </a:stretch>
@@ -2565,7 +3032,7 @@
                   <pic:spPr>
                     <a:xfrm>
                       <a:off x="0" y="0"/>
-                      <a:ext cx="5868000" cy="3912000"/>
+                      <a:ext cx="5940000" cy="4125000"/>
                     </a:xfrm>
                     <a:prstGeom prst="rect"/>
                   </pic:spPr>
@@ -2579,12 +3046,26 @@
     <w:p>
       <w:pPr>
         <w:pStyle w:val="MidtermCaption"/>
-      </w:pPr>
-      <w:r>
-        <w:rPr>
-          <w:rFonts w:ascii="Times New Roman" w:hAnsi="Times New Roman" w:eastAsia="宋体"/>
-        </w:rPr>
-        <w:t>图4  普通体验模式的逐笔绘画与提示面板</w:t>
+        <w:keepNext/>
+      </w:pPr>
+      <w:r>
+        <w:t>图4  本地图片上传与参考图选择界面</w:t>
+      </w:r>
+    </w:p>
+    <w:p>
+      <w:pPr>
+        <w:pStyle w:val="MidtermNote"/>
+      </w:pPr>
+      <w:r>
+        <w:t>注：当前程序截图；支持点击选图、拖拽上传和进入自由画布。</w:t>
+      </w:r>
+    </w:p>
+    <w:p>
+      <w:pPr>
+        <w:pStyle w:val="MidtermSubheading"/>
+      </w:pPr>
+      <w:r>
+        <w:t>4.2 绘画中的提示、控制与反馈</w:t>
       </w:r>
     </w:p>
     <w:p>
@@ -2592,21 +3073,7 @@
         <w:pStyle w:val="MidtermBody"/>
       </w:pPr>
       <w:r>
-        <w:rPr>
-          <w:rFonts w:ascii="Times New Roman" w:hAnsi="Times New Roman" w:eastAsia="宋体"/>
-        </w:rPr>
-        <w:t>除了核心引导，原型还接入了画笔、橡皮、撤销重做、图层和作品保存等基础功能，并保留产品介绍、作品展示与设置入口。视觉上采用较轻松的颜色和提示角色，希望让第一次尝试绘画的人容易接近。不过，角色、动效和工具数量本身并不等于更好的体验。普通体验模式中保留的辅助完成等功能，在研究模式中予以关闭，避免自动绘制混入手绘结果。接下来会继续检查底部工具与提示卡是否遮挡画面，以及用户能否快速找到当前真正需要的操作。</w:t>
-      </w:r>
-    </w:p>
-    <w:p>
-      <w:pPr>
-        <w:pStyle w:val="MidtermHeading"/>
-      </w:pPr>
-      <w:r>
-        <w:rPr>
-          <w:rFonts w:ascii="Times New Roman" w:hAnsi="Times New Roman" w:eastAsia="宋体"/>
-        </w:rPr>
-        <w:t>五、用户测试流程和研究者模式的搭建</w:t>
+        <w:t>绘画界面以画布为中心，当前笔触通过半透明区域、数字起终点和方向箭头表示。数字、圆圈、箭头和路线会随笔触尺寸同比缩放，减少细小笔触被大图标遮挡的情况。用户默认获得完整引导，也可在工具中选择适度提示或仅保留起点。进度与遍次说明共同告诉用户当前处于大色块建立还是细节修整阶段，使“下一笔”与整幅画的形成过程建立联系。</w:t>
       </w:r>
     </w:p>
     <w:p>
@@ -2614,26 +3081,20 @@
         <w:pStyle w:val="MidtermBody"/>
       </w:pPr>
       <w:r>
-        <w:rPr>
-          <w:rFonts w:ascii="Times New Roman" w:hAnsi="Times New Roman" w:eastAsia="宋体"/>
-        </w:rPr>
-        <w:t>为了让后续实验能够在同一系统中完成，我另外搭建了用户测试流程。测试入口先说明两轮绘画的安排、预计用时、记录内容和退出方式，参与者用研究码进入，不在操作记录中填写真实姓名和联系方式。研究码用于关联同一人的两次任务。图5展示了当前的参与说明界面。研究页面以简洁、明确的操作说明为主，减少普通体验模式中的装饰与鼓励反馈，使测试中的注意力尽量集中在参考图、绘画动作和任务要求上。</w:t>
-      </w:r>
-    </w:p>
-    <w:p>
-      <w:pPr>
+        <w:t>参考原图置于月亮伙伴面板中，按容器适配显示，点击可以放大查看并恢复。面板可移动、锁定和收起为方圆图标，帮助使用者根据画布位置安排信息。底部工具栏把模式、画笔与常用操作集中呈现，按钮提供悬停文字提示，教程入口解释不同工具的作用。沿星迹模式支持撤销，使误操作具备可恢复性，也让用户可以重新尝试当前动作。</w:t>
+      </w:r>
+    </w:p>
+    <w:p>
+      <w:pPr>
+        <w:pStyle w:val="MidtermCaption"/>
         <w:keepNext/>
-        <w:spacing w:before="120" w:after="60" w:line="240" w:lineRule="auto"/>
-        <w:jc w:val="center"/>
-      </w:pPr>
-      <w:r>
-        <w:rPr>
-          <w:rFonts w:ascii="Times New Roman" w:hAnsi="Times New Roman" w:eastAsia="宋体"/>
-        </w:rPr>
+        <w:spacing w:before="120"/>
+      </w:pPr>
+      <w:r>
         <w:drawing>
           <wp:inline xmlns:a="http://schemas.openxmlformats.org/drawingml/2006/main" xmlns:pic="http://schemas.openxmlformats.org/drawingml/2006/picture">
-            <wp:extent cx="5868000" cy="3638160"/>
-            <wp:docPr id="6" name="Picture 6" descr="图5 用户测试入口与参与说明；本地项目真实界面截图。"/>
+            <wp:extent cx="5940000" cy="4125000"/>
+            <wp:docPr id="6" name="Picture 6" descr="图5 沿星迹绘画、参考原图与可移动提示面板。当前程序截图；图中画布为绘画起始状态，紫色区域表示待执行笔触，非用户作品。"/>
             <wp:cNvGraphicFramePr>
               <a:graphicFrameLocks noChangeAspect="1"/>
             </wp:cNvGraphicFramePr>
@@ -2641,11 +3102,11 @@
               <a:graphicData uri="http://schemas.openxmlformats.org/drawingml/2006/picture">
                 <pic:pic>
                   <pic:nvPicPr>
-                    <pic:cNvPr id="0" name="图5_用户测试入口与参与说明.png"/>
+                    <pic:cNvPr id="0" name="逐笔绘画.png"/>
                     <pic:cNvPicPr/>
                   </pic:nvPicPr>
                   <pic:blipFill>
-                    <a:blip r:embed="rId22"/>
+                    <a:blip r:embed="rId32"/>
                     <a:stretch>
                       <a:fillRect/>
                     </a:stretch>
@@ -2653,7 +3114,7 @@
                   <pic:spPr>
                     <a:xfrm>
                       <a:off x="0" y="0"/>
-                      <a:ext cx="5868000" cy="3638160"/>
+                      <a:ext cx="5940000" cy="4125000"/>
                     </a:xfrm>
                     <a:prstGeom prst="rect"/>
                   </pic:spPr>
@@ -2667,12 +3128,10 @@
     <w:p>
       <w:pPr>
         <w:pStyle w:val="MidtermCaption"/>
-      </w:pPr>
-      <w:r>
-        <w:rPr>
-          <w:rFonts w:ascii="Times New Roman" w:hAnsi="Times New Roman" w:eastAsia="宋体"/>
-        </w:rPr>
-        <w:t>图5  用户测试入口与参与说明</w:t>
+        <w:keepNext/>
+      </w:pPr>
+      <w:r>
+        <w:t>图5  沿星迹绘画、参考原图与可移动提示面板</w:t>
       </w:r>
     </w:p>
     <w:p>
@@ -2680,10 +3139,7 @@
         <w:pStyle w:val="MidtermNote"/>
       </w:pPr>
       <w:r>
-        <w:rPr>
-          <w:rFonts w:ascii="Times New Roman" w:hAnsi="Times New Roman" w:eastAsia="宋体"/>
-        </w:rPr>
-        <w:t>注：研究界面使用独立演示环境；截图中的状态和记录不代表真实受试者实验。</w:t>
+        <w:t>注：当前程序截图；图中画布为绘画起始状态，紫色区域表示待执行笔触，非用户作品。</w:t>
       </w:r>
     </w:p>
     <w:p>
@@ -2691,10 +3147,15 @@
         <w:pStyle w:val="MidtermBody"/>
       </w:pPr>
       <w:r>
-        <w:rPr>
-          <w:rFonts w:ascii="Times New Roman" w:hAnsi="Times New Roman" w:eastAsia="宋体"/>
-        </w:rPr>
-        <w:t>目前的实验程序支持普通数字绘画和笔触引导绘画两种条件，同一参与者使用相同参考图完成两轮任务。系统支持AB、BA两种顺序，以平衡先后体验的影响。两种条件保留相同的基础画布和手绘工具，引导条件增加笔触位置、方向、颜色、粗细及进度信息。由于引导条件也可以应用建议的画笔参数，后续比较评价的是这一整套辅助交互，而不只是单独一根引导线的作用。研究模式不自动替参与者画出标准笔触，作品保留实际操作的结果。</w:t>
+        <w:t>普通体验提供沿星迹、自动续画和自由星域三种使用方式。沿星迹强调按照当前提示动笔；自动续画用于观察序列怎样构成画面，逐笔间隔可在200毫秒至1秒之间调整，默认1秒，暂停后保持当前模式和进度；自由星域直接响应使用者的绘画手势。绘画过程中可调整笔宽、颜色和风格，笔宽数字用整数显示。自动演示和伙伴辅助完成属于体验功能，研究条件中禁用，以保留真实手绘结果。</w:t>
+      </w:r>
+    </w:p>
+    <w:p>
+      <w:pPr>
+        <w:pStyle w:val="MidtermSubheading"/>
+      </w:pPr>
+      <w:r>
+        <w:t>4.3 视觉语言与六种风格笔刷</w:t>
       </w:r>
     </w:p>
     <w:p>
@@ -2702,26 +3163,28 @@
         <w:pStyle w:val="MidtermBody"/>
       </w:pPr>
       <w:r>
-        <w:rPr>
-          <w:rFonts w:ascii="Times New Roman" w:hAnsi="Times New Roman" w:eastAsia="宋体"/>
-        </w:rPr>
-        <w:t>流程中已经设置统一练习、每轮开始前的简短自评、绘画任务、结束后自评、轮间休息及最后的访谈记录。问卷围绕再次绘画意愿、担心画不好、体验满足感和完成类似任务的信心展开，并允许选择不回答。图6为测试前自评页面，图7为笔触引导条件下的任务页面。后续还需要检查题目是否容易理解、提交按钮是否清楚，以及用户在结束绘画、休息和退出之间能否做出符合自己意图的选择。</w:t>
-      </w:r>
-    </w:p>
-    <w:p>
-      <w:pPr>
+        <w:t>界面采用浅色背景、深色描边、大圆角和清晰阴影，以黄色突出主操作，以紫色表示引导与状态，辅以薄荷绿区分完成反馈。星点、星迹和月亮伙伴形成统一视觉语言，对应起点、绘画路径和过程提示。设计意图是降低专业绘画软件的工具压迫感，同时使下一步操作足够明确。色彩、角色与动效是否确实让用户更愿意开始，还需要通过后续观察和反馈检验。</w:t>
+      </w:r>
+    </w:p>
+    <w:p>
+      <w:pPr>
+        <w:pStyle w:val="MidtermBody"/>
+      </w:pPr>
+      <w:r>
+        <w:t>自由绘画实现了莫奈、梵高、高更、伦勃朗、毕加索和萨金特六种风格预设。它们保留用户输入的路径，通过宽度曲线、路径扰动、分段和纹理改变笔迹外观。这里采用的是程序化参数表达，并非训练后的大师风格模型，也没有从大师原作中采集足以推导这些数值的笔迹数据库。图6中的笔迹由当前引擎绘制，用于展示相同手势经过不同预设后的差异。</w:t>
+      </w:r>
+    </w:p>
+    <w:p>
+      <w:pPr>
+        <w:pStyle w:val="MidtermCaption"/>
         <w:keepNext/>
-        <w:spacing w:before="120" w:after="60" w:line="240" w:lineRule="auto"/>
-        <w:jc w:val="center"/>
-      </w:pPr>
-      <w:r>
-        <w:rPr>
-          <w:rFonts w:ascii="Times New Roman" w:hAnsi="Times New Roman" w:eastAsia="宋体"/>
-        </w:rPr>
+        <w:spacing w:before="120"/>
+      </w:pPr>
+      <w:r>
         <w:drawing>
           <wp:inline xmlns:a="http://schemas.openxmlformats.org/drawingml/2006/main" xmlns:pic="http://schemas.openxmlformats.org/drawingml/2006/picture">
-            <wp:extent cx="5868000" cy="3302083"/>
-            <wp:docPr id="7" name="Picture 7" descr="图6 测试前自评问卷；本地项目真实界面截图。"/>
+            <wp:extent cx="5940000" cy="2331170"/>
+            <wp:docPr id="7" name="Picture 7" descr="图6 同一路径下六种风格预设的实际笔迹。当前引擎统一笔宽示例；各风格参数的资料参照与设计解释见表2及文献[5–10]。"/>
             <wp:cNvGraphicFramePr>
               <a:graphicFrameLocks noChangeAspect="1"/>
             </wp:cNvGraphicFramePr>
@@ -2729,11 +3192,11 @@
               <a:graphicData uri="http://schemas.openxmlformats.org/drawingml/2006/picture">
                 <pic:pic>
                   <pic:nvPicPr>
-                    <pic:cNvPr id="0" name="图6_测试前自评问卷.png"/>
+                    <pic:cNvPr id="0" name="六种笔刷.png"/>
                     <pic:cNvPicPr/>
                   </pic:nvPicPr>
                   <pic:blipFill>
-                    <a:blip r:embed="rId23"/>
+                    <a:blip r:embed="rId33"/>
                     <a:stretch>
                       <a:fillRect/>
                     </a:stretch>
@@ -2741,7 +3204,7 @@
                   <pic:spPr>
                     <a:xfrm>
                       <a:off x="0" y="0"/>
-                      <a:ext cx="5868000" cy="3302083"/>
+                      <a:ext cx="5940000" cy="2331170"/>
                     </a:xfrm>
                     <a:prstGeom prst="rect"/>
                   </pic:spPr>
@@ -2755,28 +3218,530 @@
     <w:p>
       <w:pPr>
         <w:pStyle w:val="MidtermCaption"/>
-      </w:pPr>
-      <w:r>
-        <w:rPr>
-          <w:rFonts w:ascii="Times New Roman" w:hAnsi="Times New Roman" w:eastAsia="宋体"/>
-        </w:rPr>
-        <w:t>图6  测试前自评问卷</w:t>
-      </w:r>
-    </w:p>
-    <w:p>
-      <w:pPr>
         <w:keepNext/>
-        <w:spacing w:before="120" w:after="60" w:line="240" w:lineRule="auto"/>
+      </w:pPr>
+      <w:r>
+        <w:t>图6  同一路径下六种风格预设的实际笔迹</w:t>
+      </w:r>
+    </w:p>
+    <w:p>
+      <w:pPr>
+        <w:pStyle w:val="MidtermNote"/>
+      </w:pPr>
+      <w:r>
+        <w:t>注：当前引擎统一笔宽示例；各风格参数的资料参照与设计解释见表2及文献[5–10]。</w:t>
+      </w:r>
+    </w:p>
+    <w:p>
+      <w:pPr>
+        <w:pStyle w:val="MidtermBody"/>
+      </w:pPr>
+      <w:r>
+        <w:t>英国国家美术馆对莫奈作品的解读、梵高博物馆对厚笔迹的展示，以及高更作品的馆藏分析，为碎笔、厚实笔迹和明确色域提供了定性参照[5–7]。伦勃朗的材料教学资料、毕加索的馆方研究及萨金特作品技术研究，则分别用于讨论表面肌理、形体分解和松散流畅的笔迹[8–10]。这些资料支持某些艺术特征的理解，不能直接推出程序中以像素或概率表示的数值。</w:t>
+      </w:r>
+    </w:p>
+    <w:p>
+      <w:pPr>
+        <w:pStyle w:val="MidtermCaption"/>
+        <w:keepNext/>
+      </w:pPr>
+      <w:r>
+        <w:t>表2  六种风格的艺术参照、设计解释与参数</w:t>
+      </w:r>
+    </w:p>
+    <w:tbl>
+      <w:tblPr>
+        <w:tblStyle w:val="6"/>
+        <w:tblW w:type="auto" w:w="0"/>
         <w:jc w:val="center"/>
-      </w:pPr>
-      <w:r>
-        <w:rPr>
-          <w:rFonts w:ascii="Times New Roman" w:hAnsi="Times New Roman" w:eastAsia="宋体"/>
-        </w:rPr>
+        <w:tblLayout w:type="fixed"/>
+        <w:tblLook w:firstColumn="1" w:firstRow="1" w:lastColumn="0" w:lastRow="0" w:noHBand="0" w:noVBand="1" w:val="04A0"/>
+      </w:tblPr>
+      <w:tblGrid>
+        <w:gridCol w:w="1757"/>
+        <w:gridCol w:w="2948"/>
+        <w:gridCol w:w="4649"/>
+      </w:tblGrid>
+      <w:tr>
+        <w:trPr>
+          <w:cantSplit/>
+          <w:tblHeader/>
+        </w:trPr>
+        <w:tc>
+          <w:tcPr>
+            <w:tcW w:type="dxa" w:w="1757"/>
+            <w:shd w:fill="ECEAFE"/>
+          </w:tcPr>
+          <w:p>
+            <w:pPr>
+              <w:pStyle w:val="MidtermNote"/>
+              <w:spacing w:before="80" w:after="80"/>
+            </w:pPr>
+            <w:r>
+              <w:rPr>
+                <w:b/>
+              </w:rPr>
+              <w:t>预设及资料</w:t>
+            </w:r>
+          </w:p>
+        </w:tc>
+        <w:tc>
+          <w:tcPr>
+            <w:tcW w:type="dxa" w:w="2948"/>
+            <w:shd w:fill="ECEAFE"/>
+          </w:tcPr>
+          <w:p>
+            <w:pPr>
+              <w:pStyle w:val="MidtermNote"/>
+              <w:spacing w:before="80" w:after="80"/>
+            </w:pPr>
+            <w:r>
+              <w:rPr>
+                <w:b/>
+              </w:rPr>
+              <w:t>设计解释</w:t>
+            </w:r>
+          </w:p>
+        </w:tc>
+        <w:tc>
+          <w:tcPr>
+            <w:tcW w:type="dxa" w:w="4649"/>
+            <w:shd w:fill="ECEAFE"/>
+          </w:tcPr>
+          <w:p>
+            <w:pPr>
+              <w:pStyle w:val="MidtermNote"/>
+              <w:spacing w:before="80" w:after="80"/>
+            </w:pPr>
+            <w:r>
+              <w:rPr>
+                <w:b/>
+              </w:rPr>
+              <w:t>当前参数与边界</w:t>
+            </w:r>
+          </w:p>
+        </w:tc>
+      </w:tr>
+      <w:tr>
+        <w:trPr>
+          <w:cantSplit/>
+        </w:trPr>
+        <w:tc>
+          <w:tcPr>
+            <w:tcW w:type="dxa" w:w="1757"/>
+          </w:tcPr>
+          <w:p>
+            <w:pPr>
+              <w:pStyle w:val="MidtermNote"/>
+              <w:spacing w:before="80" w:after="80"/>
+            </w:pPr>
+            <w:r>
+              <w:rPr>
+                <w:b w:val="0"/>
+              </w:rPr>
+              <w:t>莫奈 [5]</w:t>
+            </w:r>
+          </w:p>
+        </w:tc>
+        <w:tc>
+          <w:tcPr>
+            <w:tcW w:type="dxa" w:w="2948"/>
+          </w:tcPr>
+          <w:p>
+            <w:pPr>
+              <w:pStyle w:val="MidtermNote"/>
+              <w:spacing w:before="80" w:after="80"/>
+            </w:pPr>
+            <w:r>
+              <w:rPr>
+                <w:b w:val="0"/>
+              </w:rPr>
+              <w:t>碎笔与光色变化 → 轻盈、分段</w:t>
+            </w:r>
+          </w:p>
+        </w:tc>
+        <w:tc>
+          <w:tcPr>
+            <w:tcW w:type="dxa" w:w="4649"/>
+          </w:tcPr>
+          <w:p>
+            <w:pPr>
+              <w:pStyle w:val="MidtermNote"/>
+              <w:spacing w:before="80" w:after="80"/>
+            </w:pPr>
+            <w:r>
+              <w:rPr>
+                <w:b w:val="0"/>
+              </w:rPr>
+              <w:t>渐细；基础6px；扰动0.1；分段目标3；光滑。不是作品测量值。</w:t>
+            </w:r>
+          </w:p>
+        </w:tc>
+      </w:tr>
+      <w:tr>
+        <w:trPr>
+          <w:cantSplit/>
+        </w:trPr>
+        <w:tc>
+          <w:tcPr>
+            <w:tcW w:type="dxa" w:w="1757"/>
+          </w:tcPr>
+          <w:p>
+            <w:pPr>
+              <w:pStyle w:val="MidtermNote"/>
+              <w:spacing w:before="80" w:after="80"/>
+            </w:pPr>
+            <w:r>
+              <w:rPr>
+                <w:b w:val="0"/>
+              </w:rPr>
+              <w:t>梵高 [6]</w:t>
+            </w:r>
+          </w:p>
+        </w:tc>
+        <w:tc>
+          <w:tcPr>
+            <w:tcW w:type="dxa" w:w="2948"/>
+          </w:tcPr>
+          <w:p>
+            <w:pPr>
+              <w:pStyle w:val="MidtermNote"/>
+              <w:spacing w:before="80" w:after="80"/>
+            </w:pPr>
+            <w:r>
+              <w:rPr>
+                <w:b w:val="0"/>
+              </w:rPr>
+              <w:t>可见厚笔迹 → 饱满、叠涂</w:t>
+            </w:r>
+          </w:p>
+        </w:tc>
+        <w:tc>
+          <w:tcPr>
+            <w:tcW w:type="dxa" w:w="4649"/>
+          </w:tcPr>
+          <w:p>
+            <w:pPr>
+              <w:pStyle w:val="MidtermNote"/>
+              <w:spacing w:before="80" w:after="80"/>
+            </w:pPr>
+            <w:r>
+              <w:rPr>
+                <w:b w:val="0"/>
+              </w:rPr>
+              <w:t>鼓起；基础8px；宽度变化0.7；扰动0.3；双层厚涂。二维叠色不模拟颜料高度。</w:t>
+            </w:r>
+          </w:p>
+        </w:tc>
+      </w:tr>
+      <w:tr>
+        <w:trPr>
+          <w:cantSplit/>
+        </w:trPr>
+        <w:tc>
+          <w:tcPr>
+            <w:tcW w:type="dxa" w:w="1757"/>
+          </w:tcPr>
+          <w:p>
+            <w:pPr>
+              <w:pStyle w:val="MidtermNote"/>
+              <w:spacing w:before="80" w:after="80"/>
+            </w:pPr>
+            <w:r>
+              <w:rPr>
+                <w:b w:val="0"/>
+              </w:rPr>
+              <w:t>高更 [7]</w:t>
+            </w:r>
+          </w:p>
+        </w:tc>
+        <w:tc>
+          <w:tcPr>
+            <w:tcW w:type="dxa" w:w="2948"/>
+          </w:tcPr>
+          <w:p>
+            <w:pPr>
+              <w:pStyle w:val="MidtermNote"/>
+              <w:spacing w:before="80" w:after="80"/>
+            </w:pPr>
+            <w:r>
+              <w:rPr>
+                <w:b w:val="0"/>
+              </w:rPr>
+              <w:t>明确形态与平坦色域 → 稳定铺色</w:t>
+            </w:r>
+          </w:p>
+        </w:tc>
+        <w:tc>
+          <w:tcPr>
+            <w:tcW w:type="dxa" w:w="4649"/>
+          </w:tcPr>
+          <w:p>
+            <w:pPr>
+              <w:pStyle w:val="MidtermNote"/>
+              <w:spacing w:before="80" w:after="80"/>
+            </w:pPr>
+            <w:r>
+              <w:rPr>
+                <w:b w:val="0"/>
+              </w:rPr>
+              <w:t>近似等宽；基础10px；变化0.15；扰动0.05；单段。不能自动生成综合主义构图。</w:t>
+            </w:r>
+          </w:p>
+        </w:tc>
+      </w:tr>
+      <w:tr>
+        <w:trPr>
+          <w:cantSplit/>
+        </w:trPr>
+        <w:tc>
+          <w:tcPr>
+            <w:tcW w:type="dxa" w:w="1757"/>
+          </w:tcPr>
+          <w:p>
+            <w:pPr>
+              <w:pStyle w:val="MidtermNote"/>
+              <w:spacing w:before="80" w:after="80"/>
+            </w:pPr>
+            <w:r>
+              <w:rPr>
+                <w:b w:val="0"/>
+              </w:rPr>
+              <w:t>伦勃朗 [8]</w:t>
+            </w:r>
+          </w:p>
+        </w:tc>
+        <w:tc>
+          <w:tcPr>
+            <w:tcW w:type="dxa" w:w="2948"/>
+          </w:tcPr>
+          <w:p>
+            <w:pPr>
+              <w:pStyle w:val="MidtermNote"/>
+              <w:spacing w:before="80" w:after="80"/>
+            </w:pPr>
+            <w:r>
+              <w:rPr>
+                <w:b w:val="0"/>
+              </w:rPr>
+              <w:t>表面肌理 → 提按与粗粝的设计联想</w:t>
+            </w:r>
+          </w:p>
+        </w:tc>
+        <w:tc>
+          <w:tcPr>
+            <w:tcW w:type="dxa" w:w="4649"/>
+          </w:tcPr>
+          <w:p>
+            <w:pPr>
+              <w:pStyle w:val="MidtermNote"/>
+              <w:spacing w:before="80" w:after="80"/>
+            </w:pPr>
+            <w:r>
+              <w:rPr>
+                <w:b w:val="0"/>
+              </w:rPr>
+              <w:t>压感；基础5px；变化0.6；扰动0.4；随机15%小段缺口。厚涂资料不直接支持此缺口率。</w:t>
+            </w:r>
+          </w:p>
+        </w:tc>
+      </w:tr>
+      <w:tr>
+        <w:trPr>
+          <w:cantSplit/>
+        </w:trPr>
+        <w:tc>
+          <w:tcPr>
+            <w:tcW w:type="dxa" w:w="1757"/>
+          </w:tcPr>
+          <w:p>
+            <w:pPr>
+              <w:pStyle w:val="MidtermNote"/>
+              <w:spacing w:before="80" w:after="80"/>
+            </w:pPr>
+            <w:r>
+              <w:rPr>
+                <w:b w:val="0"/>
+              </w:rPr>
+              <w:t>毕加索 [9]</w:t>
+            </w:r>
+          </w:p>
+        </w:tc>
+        <w:tc>
+          <w:tcPr>
+            <w:tcW w:type="dxa" w:w="2948"/>
+          </w:tcPr>
+          <w:p>
+            <w:pPr>
+              <w:pStyle w:val="MidtermNote"/>
+              <w:spacing w:before="80" w:after="80"/>
+            </w:pPr>
+            <w:r>
+              <w:rPr>
+                <w:b w:val="0"/>
+              </w:rPr>
+              <w:t>形体分解 → 断续节奏的设计联想</w:t>
+            </w:r>
+          </w:p>
+        </w:tc>
+        <w:tc>
+          <w:tcPr>
+            <w:tcW w:type="dxa" w:w="4649"/>
+          </w:tcPr>
+          <w:p>
+            <w:pPr>
+              <w:pStyle w:val="MidtermNote"/>
+              <w:spacing w:before="80" w:after="80"/>
+            </w:pPr>
+            <w:r>
+              <w:rPr>
+                <w:b w:val="0"/>
+              </w:rPr>
+              <w:t>近似等宽；基础5px；变化0.3；扰动0.2；分段目标2；周期断笔。不是立体主义生成或实测规律。</w:t>
+            </w:r>
+          </w:p>
+        </w:tc>
+      </w:tr>
+      <w:tr>
+        <w:trPr>
+          <w:cantSplit/>
+        </w:trPr>
+        <w:tc>
+          <w:tcPr>
+            <w:tcW w:type="dxa" w:w="1757"/>
+          </w:tcPr>
+          <w:p>
+            <w:pPr>
+              <w:pStyle w:val="MidtermNote"/>
+              <w:spacing w:before="80" w:after="80"/>
+            </w:pPr>
+            <w:r>
+              <w:rPr>
+                <w:b w:val="0"/>
+              </w:rPr>
+              <w:t>萨金特 [10]</w:t>
+            </w:r>
+          </w:p>
+        </w:tc>
+        <w:tc>
+          <w:tcPr>
+            <w:tcW w:type="dxa" w:w="2948"/>
+          </w:tcPr>
+          <w:p>
+            <w:pPr>
+              <w:pStyle w:val="MidtermNote"/>
+              <w:spacing w:before="80" w:after="80"/>
+            </w:pPr>
+            <w:r>
+              <w:rPr>
+                <w:b w:val="0"/>
+              </w:rPr>
+              <w:t>松散表现性笔迹 → 连贯与收放</w:t>
+            </w:r>
+          </w:p>
+        </w:tc>
+        <w:tc>
+          <w:tcPr>
+            <w:tcW w:type="dxa" w:w="4649"/>
+          </w:tcPr>
+          <w:p>
+            <w:pPr>
+              <w:pStyle w:val="MidtermNote"/>
+              <w:spacing w:before="80" w:after="80"/>
+            </w:pPr>
+            <w:r>
+              <w:rPr>
+                <w:b w:val="0"/>
+              </w:rPr>
+              <w:t>渐细；基础7px；扰动0.05；单段光滑。渐细函数为人工设定。</w:t>
+            </w:r>
+          </w:p>
+        </w:tc>
+      </w:tr>
+    </w:tbl>
+    <w:p>
+      <w:pPr>
+        <w:pStyle w:val="MidtermNote"/>
+      </w:pPr>
+      <w:r>
+        <w:t>注：数值来自项目预设。基础宽度是回退值；两种渐细模式的widthVariation字段未参与当前渐细公式。</w:t>
+      </w:r>
+    </w:p>
+    <w:p>
+      <w:pPr>
+        <w:pStyle w:val="MidtermBody"/>
+      </w:pPr>
+      <w:r>
+        <w:t>表2中的“轻盈、饱满、稳定、粗粝、断续、流畅”是本项目对参数效果的设计解释，尚未经过独立感知实验验证。基础宽度仅作为未传入用户笔宽时的回退值，实际绘画通常使用工具栏设定的大小。渐细公式中的变化常量固定，不能把未参与该公式的字段当作效果依据；干笔缺口率和周期性断笔也属于工程设定，不是画家技法的统计规律。现有资料与预设之间应理解为可追溯的特征对照，而非对当初每个数值选定过程的实证还原。</w:t>
+      </w:r>
+    </w:p>
+    <w:p>
+      <w:pPr>
+        <w:pStyle w:val="MidtermBody"/>
+      </w:pPr>
+      <w:r>
+        <w:t>颜色方面，自由笔刷统一经过HSV调色处理，以0.96基础不透明度、有限的色相扰动保留使用者选择的主色；不同纹理和重复叠涂仍会影响局部颜色。产品介绍页通过目录导航、五遍扫描可视化、风格实际预览和来源链接，将功能、原理、参数及边界连在一起。由此形成的UI与交互体系已经可以演示，也为后续访谈中讨论“看不懂什么、难在哪里”提供具体对象。</w:t>
+      </w:r>
+    </w:p>
+    <w:p>
+      <w:pPr>
+        <w:pStyle w:val="MidtermHeading"/>
+      </w:pPr>
+      <w:r>
+        <w:t>五、程序与实验平台的开发建设</w:t>
+      </w:r>
+    </w:p>
+    <w:p>
+      <w:pPr>
+        <w:pStyle w:val="MidtermSubheading"/>
+      </w:pPr>
+      <w:r>
+        <w:t>5.1 前后端与数据流程</w:t>
+      </w:r>
+    </w:p>
+    <w:p>
+      <w:pPr>
+        <w:pStyle w:val="MidtermBody"/>
+      </w:pPr>
+      <w:r>
+        <w:t>程序以Next.js、React和TypeScript搭建页面与状态管理，浏览器Canvas承载参考图、引导和实际笔迹，Web Worker运行较重的图像规划。服务端提供研究配置、入组、轮次记录、作品保存、评分和导出接口，使用持久化数据库及文件目录管理研究材料。算法模块与绘画操作分离，研究材料保存版本和哈希，便于核对某一份记录使用了哪张图片、哪套笔触计划和哪一版规则。</w:t>
+      </w:r>
+    </w:p>
+    <w:p>
+      <w:pPr>
+        <w:pStyle w:val="MidtermBody"/>
+      </w:pPr>
+      <w:r>
+        <w:t>普通体验与研究任务采用不同的使用边界。普通体验允许自行选图、切换风格与观察自动续画；研究任务由研究者统一设置材料、工具能力和时限。同一研究码关联同一人的两轮任务，重复研究码会被提示，不作为进入任意已有记录的凭证。研究者工作台集中查看测试记录、材料状态和配对结果，参与者无需选择后台批次。实际测试是否开放由材料审核和批次发布状态控制，软件功能完成不等于某个研究批次已经开始招募。</w:t>
+      </w:r>
+    </w:p>
+    <w:p>
+      <w:pPr>
+        <w:pStyle w:val="MidtermSubheading"/>
+      </w:pPr>
+      <w:r>
+        <w:t>5.2 已搭建的五步用户测试流程</w:t>
+      </w:r>
+    </w:p>
+    <w:p>
+      <w:pPr>
+        <w:pStyle w:val="MidtermBody"/>
+      </w:pPr>
+      <w:r>
+        <w:t>参与者侧的流程组织为“进入—熟悉工具—第一轮—第二轮—完成对比”。进入时说明用途、预计时间、保存内容与退出方式，并确认研究同意及参与条件。练习图自动准备，参与者主动开始90秒练习；每轮绘画前填写两道自评题，然后直接开始任务，避免在准备页面之间反复跳转。两轮之间安排休息，第二轮结束后显示配对结果，口头访谈由研究者在后台记录。图7概括了该流程与两种实验条件。</w:t>
+      </w:r>
+    </w:p>
+    <w:p>
+      <w:pPr>
+        <w:pStyle w:val="MidtermCaption"/>
+        <w:keepNext/>
+        <w:spacing w:before="120"/>
+      </w:pPr>
+      <w:r>
         <w:drawing>
           <wp:inline xmlns:a="http://schemas.openxmlformats.org/drawingml/2006/main" xmlns:pic="http://schemas.openxmlformats.org/drawingml/2006/picture">
-            <wp:extent cx="4380845" cy="4320000"/>
-            <wp:docPr id="8" name="Picture 8" descr="图7 笔触引导条件下的用户测试界面；本地项目真实界面截图。"/>
+            <wp:extent cx="5940000" cy="4312688"/>
+            <wp:docPr id="8" name="Picture 8" descr="图7 五步参与流程与两条件对比结构。依据当前程序绘制；展示的是研究方案与已实现流程，非已完成实验。"/>
             <wp:cNvGraphicFramePr>
               <a:graphicFrameLocks noChangeAspect="1"/>
             </wp:cNvGraphicFramePr>
@@ -2784,11 +3749,11 @@
               <a:graphicData uri="http://schemas.openxmlformats.org/drawingml/2006/picture">
                 <pic:pic>
                   <pic:nvPicPr>
-                    <pic:cNvPr id="0" name="图7_笔触引导条件下的用户测试界面.png"/>
+                    <pic:cNvPr id="0" name="实验流程.png"/>
                     <pic:cNvPicPr/>
                   </pic:nvPicPr>
                   <pic:blipFill>
-                    <a:blip r:embed="rId24"/>
+                    <a:blip r:embed="rId34"/>
                     <a:stretch>
                       <a:fillRect/>
                     </a:stretch>
@@ -2796,7 +3761,7 @@
                   <pic:spPr>
                     <a:xfrm>
                       <a:off x="0" y="0"/>
-                      <a:ext cx="4380845" cy="4320000"/>
+                      <a:ext cx="5940000" cy="4312688"/>
                     </a:xfrm>
                     <a:prstGeom prst="rect"/>
                   </pic:spPr>
@@ -2810,12 +3775,10 @@
     <w:p>
       <w:pPr>
         <w:pStyle w:val="MidtermCaption"/>
-      </w:pPr>
-      <w:r>
-        <w:rPr>
-          <w:rFonts w:ascii="Times New Roman" w:hAnsi="Times New Roman" w:eastAsia="宋体"/>
-        </w:rPr>
-        <w:t>图7  笔触引导条件下的用户测试界面</w:t>
+        <w:keepNext/>
+      </w:pPr>
+      <w:r>
+        <w:t>图7  五步参与流程与两条件对比结构</w:t>
       </w:r>
     </w:p>
     <w:p>
@@ -2823,37 +3786,20 @@
         <w:pStyle w:val="MidtermNote"/>
       </w:pPr>
       <w:r>
-        <w:rPr>
-          <w:rFonts w:ascii="Times New Roman" w:hAnsi="Times New Roman" w:eastAsia="宋体"/>
-        </w:rPr>
-        <w:t>注：研究界面使用独立演示环境；截图中的状态和记录不代表真实受试者实验。</w:t>
-      </w:r>
-    </w:p>
-    <w:p>
-      <w:pPr>
-        <w:pStyle w:val="MidtermBody"/>
-      </w:pPr>
-      <w:r>
-        <w:rPr>
-          <w:rFonts w:ascii="Times New Roman" w:hAnsi="Times New Roman" w:eastAsia="宋体"/>
-        </w:rPr>
-        <w:t>研究者工作台用于准备参考材料、生成并检查笔触计划、管理研究批次以及查看测试记录。材料和算法版本可以在发布时固定，避免同一批次的参与者实际使用不同的笔触序列。后台另设预试看板，记录流程完成情况、任务负担和待解决的问题；普通预试与正式研究分开管理。图8和图9分别展示研究者工作台与预试看板。报告中的研究界面采用隔离的演示记录截图，仅用于展示功能状态，不代表已经招募参与者或完成预试。</w:t>
-      </w:r>
-    </w:p>
-    <w:p>
-      <w:pPr>
+        <w:t>注：依据当前程序绘制；展示的是研究方案与已实现流程，非已完成实验。</w:t>
+      </w:r>
+    </w:p>
+    <w:p>
+      <w:pPr>
+        <w:pStyle w:val="MidtermCaption"/>
         <w:keepNext/>
-        <w:spacing w:before="120" w:after="60" w:line="240" w:lineRule="auto"/>
-        <w:jc w:val="center"/>
-      </w:pPr>
-      <w:r>
-        <w:rPr>
-          <w:rFonts w:ascii="Times New Roman" w:hAnsi="Times New Roman" w:eastAsia="宋体"/>
-        </w:rPr>
+        <w:spacing w:before="120"/>
+      </w:pPr>
+      <w:r>
         <w:drawing>
           <wp:inline xmlns:a="http://schemas.openxmlformats.org/drawingml/2006/main" xmlns:pic="http://schemas.openxmlformats.org/drawingml/2006/picture">
-            <wp:extent cx="5868000" cy="3912000"/>
-            <wp:docPr id="9" name="Picture 9" descr="图8 研究者工作台与材料配置；本地项目真实界面截图。"/>
+            <wp:extent cx="5940000" cy="4125000"/>
+            <wp:docPr id="9" name="Picture 9" descr="图8 研究参与说明、研究码与同意入口。截图来自隔离演示环境，不表示实际研究批次已经发布。"/>
             <wp:cNvGraphicFramePr>
               <a:graphicFrameLocks noChangeAspect="1"/>
             </wp:cNvGraphicFramePr>
@@ -2861,11 +3807,11 @@
               <a:graphicData uri="http://schemas.openxmlformats.org/drawingml/2006/picture">
                 <pic:pic>
                   <pic:nvPicPr>
-                    <pic:cNvPr id="0" name="图8_研究者工作台与材料配置.png"/>
+                    <pic:cNvPr id="0" name="测试入口.png"/>
                     <pic:cNvPicPr/>
                   </pic:nvPicPr>
                   <pic:blipFill>
-                    <a:blip r:embed="rId25"/>
+                    <a:blip r:embed="rId35"/>
                     <a:stretch>
                       <a:fillRect/>
                     </a:stretch>
@@ -2873,7 +3819,7 @@
                   <pic:spPr>
                     <a:xfrm>
                       <a:off x="0" y="0"/>
-                      <a:ext cx="5868000" cy="3912000"/>
+                      <a:ext cx="5940000" cy="4125000"/>
                     </a:xfrm>
                     <a:prstGeom prst="rect"/>
                   </pic:spPr>
@@ -2887,12 +3833,10 @@
     <w:p>
       <w:pPr>
         <w:pStyle w:val="MidtermCaption"/>
-      </w:pPr>
-      <w:r>
-        <w:rPr>
-          <w:rFonts w:ascii="Times New Roman" w:hAnsi="Times New Roman" w:eastAsia="宋体"/>
-        </w:rPr>
-        <w:t>图8  研究者工作台与材料配置</w:t>
+        <w:keepNext/>
+      </w:pPr>
+      <w:r>
+        <w:t>图8  研究参与说明、研究码与同意入口</w:t>
       </w:r>
     </w:p>
     <w:p>
@@ -2900,26 +3844,28 @@
         <w:pStyle w:val="MidtermNote"/>
       </w:pPr>
       <w:r>
-        <w:rPr>
-          <w:rFonts w:ascii="Times New Roman" w:hAnsi="Times New Roman" w:eastAsia="宋体"/>
-        </w:rPr>
-        <w:t>注：研究界面使用独立演示环境；截图中的状态和记录不代表真实受试者实验。</w:t>
-      </w:r>
-    </w:p>
-    <w:p>
-      <w:pPr>
+        <w:t>注：截图来自隔离演示环境，不表示实际研究批次已经发布。</w:t>
+      </w:r>
+    </w:p>
+    <w:p>
+      <w:pPr>
+        <w:pStyle w:val="MidtermBody"/>
+      </w:pPr>
+      <w:r>
+        <w:t>研究采用同一参与者、同一参考图的两条件比较。A条件为参照图片进行普通数字绘画；B条件在相同基础画布上提供笔触序列与引导信息。系统分配AB或BA顺序，以平衡先后影响；两条件共用画笔、橡皮、撤销重做和图层等基础工具，均禁用自动续画与标准笔触替代。B条件包含位置、方向及参数建议，因此实验评价的是整套笔触引导交互，不单独归因于一根路径线。图9展示研究画布的实际界面。</w:t>
+      </w:r>
+    </w:p>
+    <w:p>
+      <w:pPr>
+        <w:pStyle w:val="MidtermCaption"/>
         <w:keepNext/>
-        <w:spacing w:before="120" w:after="60" w:line="240" w:lineRule="auto"/>
-        <w:jc w:val="center"/>
-      </w:pPr>
-      <w:r>
-        <w:rPr>
-          <w:rFonts w:ascii="Times New Roman" w:hAnsi="Times New Roman" w:eastAsia="宋体"/>
-        </w:rPr>
+        <w:spacing w:before="120"/>
+      </w:pPr>
+      <w:r>
         <w:drawing>
           <wp:inline xmlns:a="http://schemas.openxmlformats.org/drawingml/2006/main" xmlns:pic="http://schemas.openxmlformats.org/drawingml/2006/picture">
-            <wp:extent cx="5868000" cy="3912000"/>
-            <wp:docPr id="10" name="Picture 10" descr="图9 预试看板与任务负担记录；本地项目真实界面截图。"/>
+            <wp:extent cx="5940000" cy="4125000"/>
+            <wp:docPr id="10" name="Picture 10" descr="图9 笔触引导条件下的研究任务界面。隔离演示环境截图；参与者实际作品与引导计划分别记录。"/>
             <wp:cNvGraphicFramePr>
               <a:graphicFrameLocks noChangeAspect="1"/>
             </wp:cNvGraphicFramePr>
@@ -2927,11 +3873,11 @@
               <a:graphicData uri="http://schemas.openxmlformats.org/drawingml/2006/picture">
                 <pic:pic>
                   <pic:nvPicPr>
-                    <pic:cNvPr id="0" name="图9_预试看板与任务负担记录.png"/>
+                    <pic:cNvPr id="0" name="引导测试画布.png"/>
                     <pic:cNvPicPr/>
                   </pic:nvPicPr>
                   <pic:blipFill>
-                    <a:blip r:embed="rId26"/>
+                    <a:blip r:embed="rId36"/>
                     <a:stretch>
                       <a:fillRect/>
                     </a:stretch>
@@ -2939,7 +3885,7 @@
                   <pic:spPr>
                     <a:xfrm>
                       <a:off x="0" y="0"/>
-                      <a:ext cx="5868000" cy="3912000"/>
+                      <a:ext cx="5940000" cy="4125000"/>
                     </a:xfrm>
                     <a:prstGeom prst="rect"/>
                   </pic:spPr>
@@ -2953,12 +3899,10 @@
     <w:p>
       <w:pPr>
         <w:pStyle w:val="MidtermCaption"/>
-      </w:pPr>
-      <w:r>
-        <w:rPr>
-          <w:rFonts w:ascii="Times New Roman" w:hAnsi="Times New Roman" w:eastAsia="宋体"/>
-        </w:rPr>
-        <w:t>图9  预试看板与任务负担记录</w:t>
+        <w:keepNext/>
+      </w:pPr>
+      <w:r>
+        <w:t>图9  笔触引导条件下的研究任务界面</w:t>
       </w:r>
     </w:p>
     <w:p>
@@ -2966,10 +3910,7 @@
         <w:pStyle w:val="MidtermNote"/>
       </w:pPr>
       <w:r>
-        <w:rPr>
-          <w:rFonts w:ascii="Times New Roman" w:hAnsi="Times New Roman" w:eastAsia="宋体"/>
-        </w:rPr>
-        <w:t>注：研究界面使用独立演示环境；截图中的状态和记录不代表真实受试者实验。</w:t>
+        <w:t>注：隔离演示环境截图；参与者实际作品与引导计划分别记录。</w:t>
       </w:r>
     </w:p>
     <w:p>
@@ -2977,10 +3918,590 @@
         <w:pStyle w:val="MidtermBody"/>
       </w:pPr>
       <w:r>
-        <w:rPr>
-          <w:rFonts w:ascii="Times New Roman" w:hAnsi="Times New Roman" w:eastAsia="宋体"/>
-        </w:rPr>
-        <w:t>数据记录方面，程序区分研究批次、参与者、轮次和条件，保存绘画过程中的事件摘要、问卷及用户作品，并提供后端保存、失败重试和导出入口。作品用于后续匿名评分，研究者可以查看配对记录，评分工作台支持两位评分者分别评价。这样的安排是为了把作品表现、主观感受和过程信息关联起来，也方便发现某一轮缺少记录或出现技术故障的情况。现阶段完成的是采集和分析所需的软件准备；真实数据的完整性、评分一致性和统计解释仍需在实验过程中检查。</w:t>
+        <w:t>当前每轮设置12分钟上限，轮间休息2分钟，两轮前后均采集简短感受。前测关注再次绘画意愿和担心画不好，后测再加入体验满足感及完成类似任务的信心，采用七级回答并允许不回答。题目是围绕本项目目标编写的简短自评，尚不能视为已验证的标准心理量表。正式采集前还需通过预试检查语言是否容易理解、任务是否过长以及参与者是否把引导当作必须全部完成的考核。</w:t>
+      </w:r>
+    </w:p>
+    <w:p>
+      <w:pPr>
+        <w:pStyle w:val="MidtermSubheading"/>
+      </w:pPr>
+      <w:r>
+        <w:t>5.3 数据埋点、评分与可视化</w:t>
+      </w:r>
+    </w:p>
+    <w:p>
+      <w:pPr>
+        <w:pStyle w:val="MidtermBody"/>
+      </w:pPr>
+      <w:r>
+        <w:t>系统已建立任务开始与结束、落笔、撤销、引导推进、休息、页面切换和系统阻塞等事件记录，并将行为摘要、作品和问卷关联到同一轮次。记录支持服务端保存、失败重试及导出；后台可逐份查看测试，进行配对分析、独立作品评分和问题复盘。图10展示研究者工作台，图11展示两轮操作结束后的可视化报告结构。演示报告只用于说明数据显示方式，不据此讨论条件优劣。</w:t>
+      </w:r>
+    </w:p>
+    <w:p>
+      <w:pPr>
+        <w:pStyle w:val="MidtermCaption"/>
+        <w:keepNext/>
+        <w:spacing w:before="120"/>
+      </w:pPr>
+      <w:r>
+        <w:drawing>
+          <wp:inline xmlns:a="http://schemas.openxmlformats.org/drawingml/2006/main" xmlns:pic="http://schemas.openxmlformats.org/drawingml/2006/picture">
+            <wp:extent cx="5940000" cy="4125000"/>
+            <wp:docPr id="11" name="Picture 11" descr="图10 研究者工作台、测试记录与材料配置。页面中的一份记录为合成演示；不是真人预试人数或实验结果。"/>
+            <wp:cNvGraphicFramePr>
+              <a:graphicFrameLocks noChangeAspect="1"/>
+            </wp:cNvGraphicFramePr>
+            <a:graphic>
+              <a:graphicData uri="http://schemas.openxmlformats.org/drawingml/2006/picture">
+                <pic:pic>
+                  <pic:nvPicPr>
+                    <pic:cNvPr id="0" name="研究工作台.png"/>
+                    <pic:cNvPicPr/>
+                  </pic:nvPicPr>
+                  <pic:blipFill>
+                    <a:blip r:embed="rId37"/>
+                    <a:stretch>
+                      <a:fillRect/>
+                    </a:stretch>
+                  </pic:blipFill>
+                  <pic:spPr>
+                    <a:xfrm>
+                      <a:off x="0" y="0"/>
+                      <a:ext cx="5940000" cy="4125000"/>
+                    </a:xfrm>
+                    <a:prstGeom prst="rect"/>
+                  </pic:spPr>
+                </pic:pic>
+              </a:graphicData>
+            </a:graphic>
+          </wp:inline>
+        </w:drawing>
+      </w:r>
+    </w:p>
+    <w:p>
+      <w:pPr>
+        <w:pStyle w:val="MidtermCaption"/>
+        <w:keepNext/>
+      </w:pPr>
+      <w:r>
+        <w:t>图10  研究者工作台、测试记录与材料配置</w:t>
+      </w:r>
+    </w:p>
+    <w:p>
+      <w:pPr>
+        <w:pStyle w:val="MidtermNote"/>
+      </w:pPr>
+      <w:r>
+        <w:t>注：页面中的一份记录为合成演示；不是真人预试人数或实验结果。</w:t>
+      </w:r>
+    </w:p>
+    <w:p>
+      <w:pPr>
+        <w:pStyle w:val="MidtermCaption"/>
+        <w:keepNext/>
+      </w:pPr>
+      <w:r>
+        <w:t>表3  研究目标与已实现测量口径</w:t>
+      </w:r>
+    </w:p>
+    <w:tbl>
+      <w:tblPr>
+        <w:tblStyle w:val="6"/>
+        <w:tblW w:type="auto" w:w="0"/>
+        <w:jc w:val="center"/>
+        <w:tblLayout w:type="fixed"/>
+        <w:tblLook w:firstColumn="1" w:firstRow="1" w:lastColumn="0" w:lastRow="0" w:noHBand="0" w:noVBand="1" w:val="04A0"/>
+      </w:tblPr>
+      <w:tblGrid>
+        <w:gridCol w:w="1757"/>
+        <w:gridCol w:w="2948"/>
+        <w:gridCol w:w="4649"/>
+      </w:tblGrid>
+      <w:tr>
+        <w:trPr>
+          <w:cantSplit/>
+          <w:tblHeader/>
+        </w:trPr>
+        <w:tc>
+          <w:tcPr>
+            <w:tcW w:type="dxa" w:w="1757"/>
+            <w:shd w:fill="ECEAFE"/>
+          </w:tcPr>
+          <w:p>
+            <w:pPr>
+              <w:pStyle w:val="MidtermNote"/>
+              <w:spacing w:before="80" w:after="80"/>
+            </w:pPr>
+            <w:r>
+              <w:rPr>
+                <w:b/>
+              </w:rPr>
+              <w:t>研究目标</w:t>
+            </w:r>
+          </w:p>
+        </w:tc>
+        <w:tc>
+          <w:tcPr>
+            <w:tcW w:type="dxa" w:w="2948"/>
+            <w:shd w:fill="ECEAFE"/>
+          </w:tcPr>
+          <w:p>
+            <w:pPr>
+              <w:pStyle w:val="MidtermNote"/>
+              <w:spacing w:before="80" w:after="80"/>
+            </w:pPr>
+            <w:r>
+              <w:rPr>
+                <w:b/>
+              </w:rPr>
+              <w:t>主要记录</w:t>
+            </w:r>
+          </w:p>
+        </w:tc>
+        <w:tc>
+          <w:tcPr>
+            <w:tcW w:type="dxa" w:w="4649"/>
+            <w:shd w:fill="ECEAFE"/>
+          </w:tcPr>
+          <w:p>
+            <w:pPr>
+              <w:pStyle w:val="MidtermNote"/>
+              <w:spacing w:before="80" w:after="80"/>
+            </w:pPr>
+            <w:r>
+              <w:rPr>
+                <w:b/>
+              </w:rPr>
+              <w:t>解释与限制</w:t>
+            </w:r>
+          </w:p>
+        </w:tc>
+      </w:tr>
+      <w:tr>
+        <w:trPr>
+          <w:cantSplit/>
+        </w:trPr>
+        <w:tc>
+          <w:tcPr>
+            <w:tcW w:type="dxa" w:w="1757"/>
+          </w:tcPr>
+          <w:p>
+            <w:pPr>
+              <w:pStyle w:val="MidtermNote"/>
+              <w:spacing w:before="80" w:after="80"/>
+            </w:pPr>
+            <w:r>
+              <w:rPr>
+                <w:b w:val="0"/>
+              </w:rPr>
+              <w:t>愿意开始与再次绘画</w:t>
+            </w:r>
+          </w:p>
+        </w:tc>
+        <w:tc>
+          <w:tcPr>
+            <w:tcW w:type="dxa" w:w="2948"/>
+          </w:tcPr>
+          <w:p>
+            <w:pPr>
+              <w:pStyle w:val="MidtermNote"/>
+              <w:spacing w:before="80" w:after="80"/>
+            </w:pPr>
+            <w:r>
+              <w:rPr>
+                <w:b w:val="0"/>
+              </w:rPr>
+              <w:t>首次有效落笔等待；每轮前后意愿自评</w:t>
+            </w:r>
+          </w:p>
+        </w:tc>
+        <w:tc>
+          <w:tcPr>
+            <w:tcW w:type="dxa" w:w="4649"/>
+          </w:tcPr>
+          <w:p>
+            <w:pPr>
+              <w:pStyle w:val="MidtermNote"/>
+              <w:spacing w:before="80" w:after="80"/>
+            </w:pPr>
+            <w:r>
+              <w:rPr>
+                <w:b w:val="0"/>
+              </w:rPr>
+              <w:t>等待是启动行为指标；意愿不是长期实际练习频次。</w:t>
+            </w:r>
+          </w:p>
+        </w:tc>
+      </w:tr>
+      <w:tr>
+        <w:trPr>
+          <w:cantSplit/>
+        </w:trPr>
+        <w:tc>
+          <w:tcPr>
+            <w:tcW w:type="dxa" w:w="1757"/>
+          </w:tcPr>
+          <w:p>
+            <w:pPr>
+              <w:pStyle w:val="MidtermNote"/>
+              <w:spacing w:before="80" w:after="80"/>
+            </w:pPr>
+            <w:r>
+              <w:rPr>
+                <w:b w:val="0"/>
+              </w:rPr>
+              <w:t>绘画推进与速度</w:t>
+            </w:r>
+          </w:p>
+        </w:tc>
+        <w:tc>
+          <w:tcPr>
+            <w:tcW w:type="dxa" w:w="2948"/>
+          </w:tcPr>
+          <w:p>
+            <w:pPr>
+              <w:pStyle w:val="MidtermNote"/>
+              <w:spacing w:before="80" w:after="80"/>
+            </w:pPr>
+            <w:r>
+              <w:rPr>
+                <w:b w:val="0"/>
+              </w:rPr>
+              <w:t>开始/结束时间；有效绘画时长；结束原因</w:t>
+            </w:r>
+          </w:p>
+        </w:tc>
+        <w:tc>
+          <w:tcPr>
+            <w:tcW w:type="dxa" w:w="4649"/>
+          </w:tcPr>
+          <w:p>
+            <w:pPr>
+              <w:pStyle w:val="MidtermNote"/>
+              <w:spacing w:before="80" w:after="80"/>
+            </w:pPr>
+            <w:r>
+              <w:rPr>
+                <w:b w:val="0"/>
+              </w:rPr>
+              <w:t>耗时必须结合完成度；超时、主动结束与技术退出分别解释。</w:t>
+            </w:r>
+          </w:p>
+        </w:tc>
+      </w:tr>
+      <w:tr>
+        <w:trPr>
+          <w:cantSplit/>
+        </w:trPr>
+        <w:tc>
+          <w:tcPr>
+            <w:tcW w:type="dxa" w:w="1757"/>
+          </w:tcPr>
+          <w:p>
+            <w:pPr>
+              <w:pStyle w:val="MidtermNote"/>
+              <w:spacing w:before="80" w:after="80"/>
+            </w:pPr>
+            <w:r>
+              <w:rPr>
+                <w:b w:val="0"/>
+              </w:rPr>
+              <w:t>过程中的停顿</w:t>
+            </w:r>
+          </w:p>
+        </w:tc>
+        <w:tc>
+          <w:tcPr>
+            <w:tcW w:type="dxa" w:w="2948"/>
+          </w:tcPr>
+          <w:p>
+            <w:pPr>
+              <w:pStyle w:val="MidtermNote"/>
+              <w:spacing w:before="80" w:after="80"/>
+            </w:pPr>
+            <w:r>
+              <w:rPr>
+                <w:b w:val="0"/>
+              </w:rPr>
+              <w:t>有效落笔间≥5秒停顿；休息/隐藏/阻塞</w:t>
+            </w:r>
+          </w:p>
+        </w:tc>
+        <w:tc>
+          <w:tcPr>
+            <w:tcW w:type="dxa" w:w="4649"/>
+          </w:tcPr>
+          <w:p>
+            <w:pPr>
+              <w:pStyle w:val="MidtermNote"/>
+              <w:spacing w:before="80" w:after="80"/>
+            </w:pPr>
+            <w:r>
+              <w:rPr>
+                <w:b w:val="0"/>
+              </w:rPr>
+              <w:t>停顿不等于困难；首次等待与末次落笔后间隔另计。</w:t>
+            </w:r>
+          </w:p>
+        </w:tc>
+      </w:tr>
+      <w:tr>
+        <w:trPr>
+          <w:cantSplit/>
+        </w:trPr>
+        <w:tc>
+          <w:tcPr>
+            <w:tcW w:type="dxa" w:w="1757"/>
+          </w:tcPr>
+          <w:p>
+            <w:pPr>
+              <w:pStyle w:val="MidtermNote"/>
+              <w:spacing w:before="80" w:after="80"/>
+            </w:pPr>
+            <w:r>
+              <w:rPr>
+                <w:b w:val="0"/>
+              </w:rPr>
+              <w:t>作品完成情况</w:t>
+            </w:r>
+          </w:p>
+        </w:tc>
+        <w:tc>
+          <w:tcPr>
+            <w:tcW w:type="dxa" w:w="2948"/>
+          </w:tcPr>
+          <w:p>
+            <w:pPr>
+              <w:pStyle w:val="MidtermNote"/>
+              <w:spacing w:before="80" w:after="80"/>
+            </w:pPr>
+            <w:r>
+              <w:rPr>
+                <w:b w:val="0"/>
+              </w:rPr>
+              <w:t>共同十项清单；两位评分者独立评分</w:t>
+            </w:r>
+          </w:p>
+        </w:tc>
+        <w:tc>
+          <w:tcPr>
+            <w:tcW w:type="dxa" w:w="4649"/>
+          </w:tcPr>
+          <w:p>
+            <w:pPr>
+              <w:pStyle w:val="MidtermNote"/>
+              <w:spacing w:before="80" w:after="80"/>
+            </w:pPr>
+            <w:r>
+              <w:rPr>
+                <w:b w:val="0"/>
+              </w:rPr>
+              <w:t>每项0/1/2分，换算百分制后平均；与引导进度分离。</w:t>
+            </w:r>
+          </w:p>
+        </w:tc>
+      </w:tr>
+      <w:tr>
+        <w:trPr>
+          <w:cantSplit/>
+        </w:trPr>
+        <w:tc>
+          <w:tcPr>
+            <w:tcW w:type="dxa" w:w="1757"/>
+          </w:tcPr>
+          <w:p>
+            <w:pPr>
+              <w:pStyle w:val="MidtermNote"/>
+              <w:spacing w:before="80" w:after="80"/>
+            </w:pPr>
+            <w:r>
+              <w:rPr>
+                <w:b w:val="0"/>
+              </w:rPr>
+              <w:t>担忧、满足与信心</w:t>
+            </w:r>
+          </w:p>
+        </w:tc>
+        <w:tc>
+          <w:tcPr>
+            <w:tcW w:type="dxa" w:w="2948"/>
+          </w:tcPr>
+          <w:p>
+            <w:pPr>
+              <w:pStyle w:val="MidtermNote"/>
+              <w:spacing w:before="80" w:after="80"/>
+            </w:pPr>
+            <w:r>
+              <w:rPr>
+                <w:b w:val="0"/>
+              </w:rPr>
+              <w:t>两题前测、四题后测；七级自评</w:t>
+            </w:r>
+          </w:p>
+        </w:tc>
+        <w:tc>
+          <w:tcPr>
+            <w:tcW w:type="dxa" w:w="4649"/>
+          </w:tcPr>
+          <w:p>
+            <w:pPr>
+              <w:pStyle w:val="MidtermNote"/>
+              <w:spacing w:before="80" w:after="80"/>
+            </w:pPr>
+            <w:r>
+              <w:rPr>
+                <w:b w:val="0"/>
+              </w:rPr>
+              <w:t>项目自编题目；可不回答，不作为已验证心理量表。</w:t>
+            </w:r>
+          </w:p>
+        </w:tc>
+      </w:tr>
+      <w:tr>
+        <w:trPr>
+          <w:cantSplit/>
+        </w:trPr>
+        <w:tc>
+          <w:tcPr>
+            <w:tcW w:type="dxa" w:w="1757"/>
+          </w:tcPr>
+          <w:p>
+            <w:pPr>
+              <w:pStyle w:val="MidtermNote"/>
+              <w:spacing w:before="80" w:after="80"/>
+            </w:pPr>
+            <w:r>
+              <w:rPr>
+                <w:b w:val="0"/>
+              </w:rPr>
+              <w:t>过程解释与数据完整性</w:t>
+            </w:r>
+          </w:p>
+        </w:tc>
+        <w:tc>
+          <w:tcPr>
+            <w:tcW w:type="dxa" w:w="2948"/>
+          </w:tcPr>
+          <w:p>
+            <w:pPr>
+              <w:pStyle w:val="MidtermNote"/>
+              <w:spacing w:before="80" w:after="80"/>
+            </w:pPr>
+            <w:r>
+              <w:rPr>
+                <w:b w:val="0"/>
+              </w:rPr>
+              <w:t>落笔、撤销、推进、问卷、作品、访谈</w:t>
+            </w:r>
+          </w:p>
+        </w:tc>
+        <w:tc>
+          <w:tcPr>
+            <w:tcW w:type="dxa" w:w="4649"/>
+          </w:tcPr>
+          <w:p>
+            <w:pPr>
+              <w:pStyle w:val="MidtermNote"/>
+              <w:spacing w:before="80" w:after="80"/>
+            </w:pPr>
+            <w:r>
+              <w:rPr>
+                <w:b w:val="0"/>
+              </w:rPr>
+              <w:t>研究者录入口头访谈；JSON与后端记录支持核对。</w:t>
+            </w:r>
+          </w:p>
+        </w:tc>
+      </w:tr>
+    </w:tbl>
+    <w:p>
+      <w:pPr>
+        <w:pStyle w:val="MidtermNote"/>
+      </w:pPr>
+      <w:r>
+        <w:t>注：当前系统已实现采集和展示，真人数据仍待下一阶段实验取得。</w:t>
+      </w:r>
+    </w:p>
+    <w:p>
+      <w:pPr>
+        <w:pStyle w:val="MidtermBody"/>
+      </w:pPr>
+      <w:r>
+        <w:t>停顿在当前程序中有明确口径：相邻两次有效非橡皮落笔之间的间隔达到5秒，且不与页面隐藏、主动休息或系统阻塞重叠，才计入停顿。首次落笔前的等待和结束前的尾段另行记录，不能混在同一种停顿指标里。这样可以区分观察思考、主动暂停与技术等待，但仍不能仅凭日志推断参与者的心理原因，需要结合口头访谈解释。</w:t>
+      </w:r>
+    </w:p>
+    <w:p>
+      <w:pPr>
+        <w:pStyle w:val="MidtermBody"/>
+      </w:pPr>
+      <w:r>
+        <w:t>作品完成度依据共同的十项内容清单，由两位评分者独立按0、1、2分评分，并换算为百分制平均值；关键主体项目另设基本要求。它与引导进度、匹配数量及算法覆盖率分别保存。研究者可以配置与参考图对应的评分清单，正式实验前应固定评分规则并检查一致性。导出的结构化JSON与后端保存记录可用于追溯，报告中的缺失值保留为空，不用零分替代未完成的评分。</w:t>
+      </w:r>
+    </w:p>
+    <w:p>
+      <w:pPr>
+        <w:pStyle w:val="MidtermCaption"/>
+        <w:keepNext/>
+        <w:spacing w:before="120"/>
+      </w:pPr>
+      <w:r>
+        <w:drawing>
+          <wp:inline xmlns:a="http://schemas.openxmlformats.org/drawingml/2006/main" xmlns:pic="http://schemas.openxmlformats.org/drawingml/2006/picture">
+            <wp:extent cx="5940000" cy="3844189"/>
+            <wp:docPr id="12" name="Picture 12" descr="图11 两轮绘画的指标对比与过程时间线。仅为隔离环境的合成记录展示，计时经过加速且作品未评分；不用于任何效果结论。"/>
+            <wp:cNvGraphicFramePr>
+              <a:graphicFrameLocks noChangeAspect="1"/>
+            </wp:cNvGraphicFramePr>
+            <a:graphic>
+              <a:graphicData uri="http://schemas.openxmlformats.org/drawingml/2006/picture">
+                <pic:pic>
+                  <pic:nvPicPr>
+                    <pic:cNvPr id="0" name="配对报告.png"/>
+                    <pic:cNvPicPr/>
+                  </pic:nvPicPr>
+                  <pic:blipFill>
+                    <a:blip r:embed="rId38"/>
+                    <a:stretch>
+                      <a:fillRect/>
+                    </a:stretch>
+                  </pic:blipFill>
+                  <pic:spPr>
+                    <a:xfrm>
+                      <a:off x="0" y="0"/>
+                      <a:ext cx="5940000" cy="3844189"/>
+                    </a:xfrm>
+                    <a:prstGeom prst="rect"/>
+                  </pic:spPr>
+                </pic:pic>
+              </a:graphicData>
+            </a:graphic>
+          </wp:inline>
+        </w:drawing>
+      </w:r>
+    </w:p>
+    <w:p>
+      <w:pPr>
+        <w:pStyle w:val="MidtermCaption"/>
+        <w:keepNext/>
+      </w:pPr>
+      <w:r>
+        <w:t>图11  两轮绘画的指标对比与过程时间线</w:t>
+      </w:r>
+    </w:p>
+    <w:p>
+      <w:pPr>
+        <w:pStyle w:val="MidtermNote"/>
+      </w:pPr>
+      <w:r>
+        <w:t>注：仅为隔离环境的合成记录展示，计时经过加速且作品未评分；不用于任何效果结论。</w:t>
+      </w:r>
+    </w:p>
+    <w:p>
+      <w:pPr>
+        <w:pStyle w:val="MidtermBody"/>
+      </w:pPr>
+      <w:r>
+        <w:t>软件验证已覆盖材料准备、两种顺序的任务执行、问卷提交、离线后重试保存、后台访谈、评分、权限与移动端布局。现有检查说明这些流程可以在隔离环境中运行，但真实设备和真实参与者仍可能出现不同问题。本阶段的结果是实验执行工具已搭建，而不是对产品效果完成了验证。研究保留退出与撤回入口，按既定期限私有保存研究作品，不公开参与者身份信息或完整触点轨迹。</w:t>
       </w:r>
     </w:p>
     <w:p>
@@ -2988,10 +4509,7 @@
         <w:pStyle w:val="MidtermHeading"/>
       </w:pPr>
       <w:r>
-        <w:rPr>
-          <w:rFonts w:ascii="Times New Roman" w:hAnsi="Times New Roman" w:eastAsia="宋体"/>
-        </w:rPr>
-        <w:t>六、已经形成的阶段性成果与尚待解决的问题</w:t>
+        <w:t>六、阶段性成果与待验证问题</w:t>
       </w:r>
     </w:p>
     <w:p>
@@ -2999,10 +4517,7 @@
         <w:pStyle w:val="MidtermBody"/>
       </w:pPr>
       <w:r>
-        <w:rPr>
-          <w:rFonts w:ascii="Times New Roman" w:hAnsi="Times New Roman" w:eastAsia="宋体"/>
-        </w:rPr>
-        <w:t>本阶段形成的主要材料包括：传统笔触式渲染方法的阅读与实现梳理、当前预算规划器及算法说明、不同预算下的样例输出、能够运行的“星迹智绘”网站，以及与网站连接的用户测试和研究管理功能。这些工作使论文从开题时的产品设想，推进到了可以实际演示和继续开展测试的原型阶段。代码中的材料版本、流程状态和数据导出也为后续实验留出了基础。我将这些内容作为研究工作的阶段性进展说明，与正式发表的论文、专利等成果区分，后者在本次成果清单中填写“无”。</w:t>
+        <w:t>本阶段已形成可运行的网页原型、独立的笔触规划模块、由粗到细的五遍序列、六种自由笔刷、交互教程与产品说明，以及覆盖研究执行和记录管理的前后端模块。文献阅读已转化为具体的方法选择、实现说明和参考来源；UI设计已从页面表达落实到可操作的上传、提示、撤销、模式切换和保存流程。这些成果使课题具备开展用户测试的条件，构成中期工作的主要完成内容。</w:t>
       </w:r>
     </w:p>
     <w:p>
@@ -3010,10 +4525,7 @@
         <w:pStyle w:val="MidtermBody"/>
       </w:pPr>
       <w:r>
-        <w:rPr>
-          <w:rFonts w:ascii="Times New Roman" w:hAnsi="Times New Roman" w:eastAsia="宋体"/>
-        </w:rPr>
-        <w:t>目前最需要改进的仍然是动作负担和提示方式。算法为了改善图像误差，可能在相距较远的位置之间切换，也可能产生较多细小笔触；这些动作对计算机而言代价不高，对初学者却意味着反复寻找起点和调整手部位置。默认1000笔的预览结果较细，并不能据此认定它适合12分钟的绘画任务。下一步需要通过预试判断应当简化参考图、减少任务笔数，还是调整交互节奏，并在正式实验前固定方案。</w:t>
+        <w:t>当前待验证的问题主要涉及任务负担与交互有效性。1000笔可改善部分图像的细节表达，但大量逐笔操作可能增加等待与重复动作；由粗到细的顺序更容易说明，却不保证每名用户都能理解局部笔触与原图之间的关系。参考图、画布、提示卡和工具栏的注意力分配也需要实际观察。后续将重点记录犹豫、误触、反复查看提示和提前结束的位置，以判断问题来自材料难度、算法动作还是界面组织。</w:t>
       </w:r>
     </w:p>
     <w:p>
@@ -3021,10 +4533,7 @@
         <w:pStyle w:val="MidtermBody"/>
       </w:pPr>
       <w:r>
-        <w:rPr>
-          <w:rFonts w:ascii="Times New Roman" w:hAnsi="Times New Roman" w:eastAsia="宋体"/>
-        </w:rPr>
-        <w:t>此外，页面已经能够显示起点、方向和进度，但提示之间的主次还需要整理。例如，当参考图、当前路径、角色提示和工具栏同时出现时，用户可能不知道先看哪里；面板在电脑上不遮挡，在较小屏幕上却可能影响落笔。还需要检查跳过、返回、撤销和结束等操作的含义是否一致。对于算法自身的不足，我会保留失败样例，具体说明哪些轮廓或细节容易丢失，而不是仅选择效果较好的图片作为展示。</w:t>
+        <w:t>研究解释同样需要明确边界。同图重复绘画会产生记忆和熟悉效应，AB与BA平衡只能缓解，不能完全消除；单次自评意愿不能证明长期习惯形成；更快结束也可能源于提前放弃。分析速度时必须结合完成度、结束原因及作品内容，分析满意度时要注意亲手创作感与系统帮助之间的关系。论文将把这些限制纳入讨论，并保留与预期不一致的结果。</w:t>
       </w:r>
     </w:p>
     <w:p>
@@ -3032,10 +4541,404 @@
         <w:pStyle w:val="MidtermHeading"/>
       </w:pPr>
       <w:r>
-        <w:rPr>
-          <w:rFonts w:ascii="Times New Roman" w:hAnsi="Times New Roman" w:eastAsia="宋体"/>
-        </w:rPr>
-        <w:t>七、下一阶段的产品修改与实验计划</w:t>
+        <w:t>七、下一阶段研究计划</w:t>
+      </w:r>
+    </w:p>
+    <w:p>
+      <w:pPr>
+        <w:pStyle w:val="MidtermCaption"/>
+        <w:keepNext/>
+      </w:pPr>
+      <w:r>
+        <w:t>表4  下一阶段执行安排与阶段交付</w:t>
+      </w:r>
+    </w:p>
+    <w:tbl>
+      <w:tblPr>
+        <w:tblStyle w:val="6"/>
+        <w:tblW w:type="auto" w:w="0"/>
+        <w:jc w:val="center"/>
+        <w:tblLayout w:type="fixed"/>
+        <w:tblLook w:firstColumn="1" w:firstRow="1" w:lastColumn="0" w:lastRow="0" w:noHBand="0" w:noVBand="1" w:val="04A0"/>
+      </w:tblPr>
+      <w:tblGrid>
+        <w:gridCol w:w="1757"/>
+        <w:gridCol w:w="2948"/>
+        <w:gridCol w:w="4649"/>
+      </w:tblGrid>
+      <w:tr>
+        <w:trPr>
+          <w:cantSplit/>
+          <w:tblHeader/>
+        </w:trPr>
+        <w:tc>
+          <w:tcPr>
+            <w:tcW w:type="dxa" w:w="1757"/>
+            <w:shd w:fill="ECEAFE"/>
+          </w:tcPr>
+          <w:p>
+            <w:pPr>
+              <w:pStyle w:val="MidtermNote"/>
+              <w:keepNext/>
+              <w:spacing w:before="80" w:after="80"/>
+            </w:pPr>
+            <w:r>
+              <w:rPr>
+                <w:b/>
+              </w:rPr>
+              <w:t>顺序</w:t>
+            </w:r>
+          </w:p>
+        </w:tc>
+        <w:tc>
+          <w:tcPr>
+            <w:tcW w:type="dxa" w:w="2948"/>
+            <w:shd w:fill="ECEAFE"/>
+          </w:tcPr>
+          <w:p>
+            <w:pPr>
+              <w:pStyle w:val="MidtermNote"/>
+              <w:keepNext/>
+              <w:spacing w:before="80" w:after="80"/>
+            </w:pPr>
+            <w:r>
+              <w:rPr>
+                <w:b/>
+              </w:rPr>
+              <w:t>主要工作</w:t>
+            </w:r>
+          </w:p>
+        </w:tc>
+        <w:tc>
+          <w:tcPr>
+            <w:tcW w:type="dxa" w:w="4649"/>
+            <w:shd w:fill="ECEAFE"/>
+          </w:tcPr>
+          <w:p>
+            <w:pPr>
+              <w:pStyle w:val="MidtermNote"/>
+              <w:keepNext/>
+              <w:spacing w:before="80" w:after="80"/>
+            </w:pPr>
+            <w:r>
+              <w:rPr>
+                <w:b/>
+              </w:rPr>
+              <w:t>完成标志</w:t>
+            </w:r>
+          </w:p>
+        </w:tc>
+      </w:tr>
+      <w:tr>
+        <w:trPr>
+          <w:cantSplit/>
+        </w:trPr>
+        <w:tc>
+          <w:tcPr>
+            <w:tcW w:type="dxa" w:w="1757"/>
+          </w:tcPr>
+          <w:p>
+            <w:pPr>
+              <w:pStyle w:val="MidtermNote"/>
+              <w:keepNext/>
+              <w:spacing w:before="80" w:after="80"/>
+            </w:pPr>
+            <w:r>
+              <w:rPr>
+                <w:b w:val="0"/>
+              </w:rPr>
+              <w:t>1 / 预试准备</w:t>
+            </w:r>
+          </w:p>
+        </w:tc>
+        <w:tc>
+          <w:tcPr>
+            <w:tcW w:type="dxa" w:w="2948"/>
+          </w:tcPr>
+          <w:p>
+            <w:pPr>
+              <w:pStyle w:val="MidtermNote"/>
+              <w:keepNext/>
+              <w:spacing w:before="80" w:after="80"/>
+            </w:pPr>
+            <w:r>
+              <w:rPr>
+                <w:b w:val="0"/>
+              </w:rPr>
+              <w:t>核对研究说明、候选材料、设备与评分清单</w:t>
+            </w:r>
+          </w:p>
+        </w:tc>
+        <w:tc>
+          <w:tcPr>
+            <w:tcW w:type="dxa" w:w="4649"/>
+          </w:tcPr>
+          <w:p>
+            <w:pPr>
+              <w:pStyle w:val="MidtermNote"/>
+              <w:keepNext/>
+              <w:spacing w:before="80" w:after="80"/>
+            </w:pPr>
+            <w:r>
+              <w:rPr>
+                <w:b w:val="0"/>
+              </w:rPr>
+              <w:t>形成可执行的统一说明与材料包。</w:t>
+            </w:r>
+          </w:p>
+        </w:tc>
+      </w:tr>
+      <w:tr>
+        <w:trPr>
+          <w:cantSplit/>
+        </w:trPr>
+        <w:tc>
+          <w:tcPr>
+            <w:tcW w:type="dxa" w:w="1757"/>
+          </w:tcPr>
+          <w:p>
+            <w:pPr>
+              <w:pStyle w:val="MidtermNote"/>
+              <w:keepNext/>
+              <w:spacing w:before="80" w:after="80"/>
+            </w:pPr>
+            <w:r>
+              <w:rPr>
+                <w:b w:val="0"/>
+              </w:rPr>
+              <w:t>2 / 六人预试</w:t>
+            </w:r>
+          </w:p>
+        </w:tc>
+        <w:tc>
+          <w:tcPr>
+            <w:tcW w:type="dxa" w:w="2948"/>
+          </w:tcPr>
+          <w:p>
+            <w:pPr>
+              <w:pStyle w:val="MidtermNote"/>
+              <w:keepNext/>
+              <w:spacing w:before="80" w:after="80"/>
+            </w:pPr>
+            <w:r>
+              <w:rPr>
+                <w:b w:val="0"/>
+              </w:rPr>
+              <w:t>观察五步流程、任务负担与数据完整性</w:t>
+            </w:r>
+          </w:p>
+        </w:tc>
+        <w:tc>
+          <w:tcPr>
+            <w:tcW w:type="dxa" w:w="4649"/>
+          </w:tcPr>
+          <w:p>
+            <w:pPr>
+              <w:pStyle w:val="MidtermNote"/>
+              <w:keepNext/>
+              <w:spacing w:before="80" w:after="80"/>
+            </w:pPr>
+            <w:r>
+              <w:rPr>
+                <w:b w:val="0"/>
+              </w:rPr>
+              <w:t>记录问题、访谈及每项修正依据。</w:t>
+            </w:r>
+          </w:p>
+        </w:tc>
+      </w:tr>
+      <w:tr>
+        <w:trPr>
+          <w:cantSplit/>
+        </w:trPr>
+        <w:tc>
+          <w:tcPr>
+            <w:tcW w:type="dxa" w:w="1757"/>
+          </w:tcPr>
+          <w:p>
+            <w:pPr>
+              <w:pStyle w:val="MidtermNote"/>
+              <w:keepNext/>
+              <w:spacing w:before="80" w:after="80"/>
+            </w:pPr>
+            <w:r>
+              <w:rPr>
+                <w:b w:val="0"/>
+              </w:rPr>
+              <w:t>3 / 交互优化与复验</w:t>
+            </w:r>
+          </w:p>
+        </w:tc>
+        <w:tc>
+          <w:tcPr>
+            <w:tcW w:type="dxa" w:w="2948"/>
+          </w:tcPr>
+          <w:p>
+            <w:pPr>
+              <w:pStyle w:val="MidtermNote"/>
+              <w:keepNext/>
+              <w:spacing w:before="80" w:after="80"/>
+            </w:pPr>
+            <w:r>
+              <w:rPr>
+                <w:b w:val="0"/>
+              </w:rPr>
+              <w:t>优化提示、遮挡、按钮语义与任务节奏</w:t>
+            </w:r>
+          </w:p>
+        </w:tc>
+        <w:tc>
+          <w:tcPr>
+            <w:tcW w:type="dxa" w:w="4649"/>
+          </w:tcPr>
+          <w:p>
+            <w:pPr>
+              <w:pStyle w:val="MidtermNote"/>
+              <w:keepNext/>
+              <w:spacing w:before="80" w:after="80"/>
+            </w:pPr>
+            <w:r>
+              <w:rPr>
+                <w:b w:val="0"/>
+              </w:rPr>
+              <w:t>复验通过，固定正式版本与协议。</w:t>
+            </w:r>
+          </w:p>
+        </w:tc>
+      </w:tr>
+      <w:tr>
+        <w:trPr>
+          <w:cantSplit/>
+        </w:trPr>
+        <w:tc>
+          <w:tcPr>
+            <w:tcW w:type="dxa" w:w="1757"/>
+          </w:tcPr>
+          <w:p>
+            <w:pPr>
+              <w:pStyle w:val="MidtermNote"/>
+              <w:keepNext/>
+              <w:spacing w:before="80" w:after="80"/>
+            </w:pPr>
+            <w:r>
+              <w:rPr>
+                <w:b w:val="0"/>
+              </w:rPr>
+              <w:t>4 / 正式对比实验</w:t>
+            </w:r>
+          </w:p>
+        </w:tc>
+        <w:tc>
+          <w:tcPr>
+            <w:tcW w:type="dxa" w:w="2948"/>
+          </w:tcPr>
+          <w:p>
+            <w:pPr>
+              <w:pStyle w:val="MidtermNote"/>
+              <w:keepNext/>
+              <w:spacing w:before="80" w:after="80"/>
+            </w:pPr>
+            <w:r>
+              <w:rPr>
+                <w:b w:val="0"/>
+              </w:rPr>
+              <w:t>按AB/BA获取拟定24份有效配对记录</w:t>
+            </w:r>
+          </w:p>
+        </w:tc>
+        <w:tc>
+          <w:tcPr>
+            <w:tcW w:type="dxa" w:w="4649"/>
+          </w:tcPr>
+          <w:p>
+            <w:pPr>
+              <w:pStyle w:val="MidtermNote"/>
+              <w:keepNext/>
+              <w:spacing w:before="80" w:after="80"/>
+            </w:pPr>
+            <w:r>
+              <w:rPr>
+                <w:b w:val="0"/>
+              </w:rPr>
+              <w:t>完成两轮作品、问卷与双人评分核对。</w:t>
+            </w:r>
+          </w:p>
+        </w:tc>
+      </w:tr>
+      <w:tr>
+        <w:trPr>
+          <w:cantSplit/>
+        </w:trPr>
+        <w:tc>
+          <w:tcPr>
+            <w:tcW w:type="dxa" w:w="1757"/>
+          </w:tcPr>
+          <w:p>
+            <w:pPr>
+              <w:pStyle w:val="MidtermNote"/>
+              <w:keepNext w:val="0"/>
+              <w:spacing w:before="80" w:after="80"/>
+            </w:pPr>
+            <w:r>
+              <w:rPr>
+                <w:b w:val="0"/>
+              </w:rPr>
+              <w:t>5 / 分析和论文完善</w:t>
+            </w:r>
+          </w:p>
+        </w:tc>
+        <w:tc>
+          <w:tcPr>
+            <w:tcW w:type="dxa" w:w="2948"/>
+          </w:tcPr>
+          <w:p>
+            <w:pPr>
+              <w:pStyle w:val="MidtermNote"/>
+              <w:keepNext w:val="0"/>
+              <w:spacing w:before="80" w:after="80"/>
+            </w:pPr>
+            <w:r>
+              <w:rPr>
+                <w:b w:val="0"/>
+              </w:rPr>
+              <w:t>配对分析、访谈解释、设计总结</w:t>
+            </w:r>
+          </w:p>
+        </w:tc>
+        <w:tc>
+          <w:tcPr>
+            <w:tcW w:type="dxa" w:w="4649"/>
+          </w:tcPr>
+          <w:p>
+            <w:pPr>
+              <w:pStyle w:val="MidtermNote"/>
+              <w:keepNext w:val="0"/>
+              <w:spacing w:before="80" w:after="80"/>
+            </w:pPr>
+            <w:r>
+              <w:rPr>
+                <w:b w:val="0"/>
+              </w:rPr>
+              <w:t>完成结果与讨论，报告局限和适用范围。</w:t>
+            </w:r>
+          </w:p>
+        </w:tc>
+      </w:tr>
+    </w:tbl>
+    <w:p>
+      <w:pPr>
+        <w:pStyle w:val="MidtermNote"/>
+      </w:pPr>
+      <w:r>
+        <w:t>注：采用相对阶段安排；具体日程在预试组织与导师确认后确定。</w:t>
+      </w:r>
+    </w:p>
+    <w:p>
+      <w:pPr>
+        <w:pStyle w:val="MidtermSubheading"/>
+      </w:pPr>
+      <w:r>
+        <w:t>7.1 开展预试并优化交互</w:t>
       </w:r>
     </w:p>
     <w:p>
@@ -3043,10 +4946,7 @@
         <w:pStyle w:val="MidtermBody"/>
       </w:pPr>
       <w:r>
-        <w:rPr>
-          <w:rFonts w:ascii="Times New Roman" w:hAnsi="Times New Roman" w:eastAsia="宋体"/>
-        </w:rPr>
-        <w:t>下一阶段首先继续修改原型，优先处理与绘画任务直接相关的问题，包括当前一笔的提示层级、画笔参数应用、提示卡位置、画布操作范围和任务结束方式。同时整理候选参考图，检查主体是否清楚、结构是否适合评分、两种绘画方式是否都能在合理时间内完成。算法部分暂不继续扩展复杂模型，而是检查现有序列中的过短动作、重复覆盖与跨区域跳转，确保优化确实服务于操作体验。任何影响条件差异或任务难度的修改，都会在正式采集前完成。</w:t>
+        <w:t>下一阶段首先执行6名零基础参与者的预试。预试重点是确认用户能否理解说明、进入练习、独立开始绘画、使用提示并提交作品，以及同一材料在两条件下的任务负担是否合理。研究者将观察关键犹豫点、记录口头反馈，并核查日志、问卷和作品是否配对完整。预试数据用于发现设计和测量问题，不与正式数据直接混合用于证明假设。</w:t>
       </w:r>
     </w:p>
     <w:p>
@@ -3054,10 +4954,15 @@
         <w:pStyle w:val="MidtermBody"/>
       </w:pPr>
       <w:r>
-        <w:rPr>
-          <w:rFonts w:ascii="Times New Roman" w:hAnsi="Times New Roman" w:eastAsia="宋体"/>
-        </w:rPr>
-        <w:t>随后拟开展6人的预试，重点观察参与者能否独立理解说明、完成练习、开始落笔、使用提示并提交作品。预试时会记录犹豫、误操作、重复查看提示和中途想停止的情形，结合简短访谈查找原因。我会特别核对任务时长与笔触数量之间的关系，并检查作品保存、轮次配对和问卷数据是否完整。预试的作用是发现流程和材料问题，不用少量样本提前宣布研究假设成立。发现问题后先修改并复验，再冻结正式实验使用的材料、界面和协议版本。</w:t>
+        <w:t>根据预试结果，优先优化与核心任务有关的交互：控制提示信息量、调整面板遮挡与工具触达、明确开始和结束含义、改善细小笔触的可辨识性，并检查撤销是否符合用户预期。材料与笔触预算也根据真实操作时间和完成情况共同确定；不预设名画级复杂材料必须在12分钟内完成1000笔。优化后进行复验，再冻结正式材料、算法计划、界面、问卷和评分规则，使条件之间保持可比。</w:t>
+      </w:r>
+    </w:p>
+    <w:p>
+      <w:pPr>
+        <w:pStyle w:val="MidtermSubheading"/>
+      </w:pPr>
+      <w:r>
+        <w:t>7.2 执行正式对比实验与结果分析</w:t>
       </w:r>
     </w:p>
     <w:p>
@@ -3065,10 +4970,7 @@
         <w:pStyle w:val="MidtermBody"/>
       </w:pPr>
       <w:r>
-        <w:rPr>
-          <w:rFonts w:ascii="Times New Roman" w:hAnsi="Times New Roman" w:eastAsia="宋体"/>
-        </w:rPr>
-        <w:t>正式实验目前计划取得24名符合筛选条件参与者的有效配对记录，具体招募与执行安排将在与导师确认研究方案后落实。每位参与者完成普通数字绘画和笔触引导绘画两轮任务，平衡AB、BA顺序，尽量统一设备、输入方式、参考图和时间要求。当前程序每轮上限设置为12分钟，最终是否保留这一时长，以预试情况为依据。同图重复绘画仍会带来练习和记忆影响，顺序平衡只能缓解这一问题，后续分析和论文讨论中需要说明。</w:t>
+        <w:t>正式研究拟取得24名参与者的有效配对记录，招募数量和纳入条件结合预试及导师意见最终确定。参与者使用统一设备和输入方式，对同一图完成A、B两条件，遵循平衡顺序与一致时限。研究者按照统一说明执行，不在某一条件额外提供绘画帮助；口头访谈重点询问哪种方式更容易开始、何时最想停止，以及哪幅作品更有“自己画出来”的感受。</w:t>
       </w:r>
     </w:p>
     <w:p>
@@ -3076,10 +4978,15 @@
         <w:pStyle w:val="MidtermBody"/>
       </w:pPr>
       <w:r>
-        <w:rPr>
-          <w:rFonts w:ascii="Times New Roman" w:hAnsi="Times New Roman" w:eastAsia="宋体"/>
-        </w:rPr>
-        <w:t>评价将以共同标准下的作品完成情况为主，结合再次绘画意愿，并参考启动、停顿、重试和退出等过程信息。作品拟由两位评分者依据预先确定的规则独立评分，尽量隐藏条件信息；对于分歧较大的项目，需要检查评分说明，而不是只保留较高分数。正式分析前明确有效记录、缺失数据和技术故障的处理方式，报告差异和不确定性。若结果没有出现预期改善，也会结合访谈与任务记录解释原因，不能只凭个别满意评价认定产品有效。</w:t>
+        <w:t>分析以作品完成度与再次绘画意愿为主要指标，启动等待、任务耗时、停顿、担忧和满足感作为辅助解释。当前平台提供配对差值、方向统计和双侧精确符号检验，并对两项主要指标进行Holm校正。正式分析前将明确缺失记录、超时、退出和技术故障的处理，报告差异及不确定性，避免只选择有利指标。作品评分尽量隐藏条件信息，并检查两位评分者的分歧；界面风格仍可能暴露条件时，将如实说明盲评限制。</w:t>
+      </w:r>
+    </w:p>
+    <w:p>
+      <w:pPr>
+        <w:pStyle w:val="MidtermSubheading"/>
+      </w:pPr>
+      <w:r>
+        <w:t>7.3 完成论文写作与设计总结</w:t>
       </w:r>
     </w:p>
     <w:p>
@@ -3087,20 +4994,15 @@
         <w:pStyle w:val="MidtermBody"/>
       </w:pPr>
       <w:r>
-        <w:rPr>
-          <w:rFonts w:ascii="Times New Roman" w:hAnsi="Times New Roman" w:eastAsia="宋体"/>
-        </w:rPr>
-        <w:t>论文写作将与产品修改并行进行，先完成研究问题、相关方法、算法实现和交互方案等已有证据支撑的部分，再在实验完成后补充结果与讨论。后续章节拟按“研究背景与问题—相关研究—用户需求与设计目标—笔触拆解及交互引导—系统设计实现—实验与讨论—结论”组织。接下来最重要的工作，是让当前已经搭建好的系统经受真实使用检验，说明它在哪些环节确实帮助了初学者，哪些地方仍增加了操作负担，并据此完成产品修订和论文论证。</w:t>
+        <w:t>论文写作与实验执行并行推进。现阶段可以完成研究背景、相关方法、算法实现、交互设计与系统建设章节；实验结束后补充用户表现、访谈、讨论和设计建议。最终论证围绕“有序笔触引导怎样帮助零基础用户开始并推进绘画”展开，将软件功能、过程证据和主观体验联系起来，而非仅罗列页面或以算法预览代替用户结果。研究将据此总结适用情境、局限和后续改进方向。</w:t>
       </w:r>
     </w:p>
     <w:p>
       <w:pPr>
         <w:pStyle w:val="MidtermHeading"/>
-      </w:pPr>
-      <w:r>
-        <w:rPr>
-          <w:rFonts w:ascii="Times New Roman" w:hAnsi="Times New Roman" w:eastAsia="宋体"/>
-        </w:rPr>
+        <w:pageBreakBefore/>
+      </w:pPr>
+      <w:r>
         <w:t>参考文献</w:t>
       </w:r>
     </w:p>
@@ -3109,10 +5011,16 @@
         <w:pStyle w:val="MidtermNote"/>
       </w:pPr>
       <w:r>
-        <w:rPr>
-          <w:rFonts w:ascii="Times New Roman" w:hAnsi="Times New Roman" w:eastAsia="宋体"/>
-        </w:rPr>
-        <w:t>[1] HERTZMANN A. Painterly rendering with curved brush strokes of multiple sizes[C]//Proceedings of SIGGRAPH 1998. 1998: 453–460. DOI: 10.1145/280814.280951.</w:t>
+        <w:t>文献[1–4]用于方法研究；资料[5–10]用于六种风格的定性对照。正文中的具体预算、扫描顺序与笔刷参数来自本项目实现，未归为文献中的测量数值。</w:t>
+      </w:r>
+    </w:p>
+    <w:p>
+      <w:pPr>
+        <w:pStyle w:val="MidtermReference"/>
+        <w:keepNext/>
+      </w:pPr>
+      <w:r>
+        <w:t>[1] HERTZMANN A. Painterly Rendering with Curved Brush Strokes of Multiple Sizes[C]//Proceedings of SIGGRAPH 1998. 1998: 453–460. DOI: 10.1145/280814.280951.</w:t>
       </w:r>
     </w:p>
     <w:p>
@@ -3120,11 +5028,251 @@
         <w:pStyle w:val="MidtermNote"/>
       </w:pPr>
       <w:r>
-        <w:rPr>
-          <w:rFonts w:ascii="Times New Roman" w:hAnsi="Times New Roman" w:eastAsia="宋体"/>
-        </w:rPr>
-        <w:t>原作者论文页面：https://mrl.cs.nyu.edu/publications/painterly98/</w:t>
-      </w:r>
+        <w:t>原文 / 来源：</w:t>
+      </w:r>
+      <w:hyperlink r:id="rId39">
+        <w:r>
+          <w:rPr>
+            <w:color w:val="3755A0"/>
+            <w:sz w:val="19"/>
+          </w:rPr>
+          <w:t>https://mrl.cs.nyu.edu/publications/painterly98/</w:t>
+        </w:r>
+      </w:hyperlink>
+    </w:p>
+    <w:p>
+      <w:pPr>
+        <w:pStyle w:val="MidtermReference"/>
+        <w:keepNext/>
+      </w:pPr>
+      <w:r>
+        <w:t>[2] HUANG Z, HENG W, ZHOU S. Learning to Paint With Model-Based Deep Reinforcement Learning[C]//Proceedings of ICCV. 2019: 8709–8718. DOI: 10.1109/ICCV.2019.00880.</w:t>
+      </w:r>
+    </w:p>
+    <w:p>
+      <w:pPr>
+        <w:pStyle w:val="MidtermNote"/>
+      </w:pPr>
+      <w:r>
+        <w:t>原文 / 来源：</w:t>
+      </w:r>
+      <w:hyperlink r:id="rId40">
+        <w:r>
+          <w:rPr>
+            <w:color w:val="3755A0"/>
+            <w:sz w:val="19"/>
+          </w:rPr>
+          <w:t>https://arxiv.org/abs/1903.04411</w:t>
+        </w:r>
+      </w:hyperlink>
+    </w:p>
+    <w:p>
+      <w:pPr>
+        <w:pStyle w:val="MidtermReference"/>
+        <w:keepNext/>
+      </w:pPr>
+      <w:r>
+        <w:t>[3] ZOU Z, SHI T, QIU S, et al. Stylized Neural Painting[C]//Proceedings of CVPR. 2021: 15689–15698. DOI: 10.1109/CVPR46437.2021.01543.</w:t>
+      </w:r>
+    </w:p>
+    <w:p>
+      <w:pPr>
+        <w:pStyle w:val="MidtermNote"/>
+      </w:pPr>
+      <w:r>
+        <w:t>原文 / 来源：</w:t>
+      </w:r>
+      <w:hyperlink r:id="rId41">
+        <w:r>
+          <w:rPr>
+            <w:color w:val="3755A0"/>
+            <w:sz w:val="19"/>
+          </w:rPr>
+          <w:t>https://openaccess.thecvf.com/content/CVPR2021/html/Zou_Stylized_Neural_Painting_CVPR_2021_paper.html</w:t>
+        </w:r>
+      </w:hyperlink>
+    </w:p>
+    <w:p>
+      <w:pPr>
+        <w:pStyle w:val="MidtermReference"/>
+        <w:keepNext/>
+      </w:pPr>
+      <w:r>
+        <w:t>[4] HU T, YI R, ZHU H, et al. Stroke-based Neural Painting and Stylization with Dynamically Predicted Painting Region[C]//Proceedings of ACM Multimedia. 2023. DOI: 10.1145/3581783.3611766.</w:t>
+      </w:r>
+    </w:p>
+    <w:p>
+      <w:pPr>
+        <w:pStyle w:val="MidtermNote"/>
+      </w:pPr>
+      <w:r>
+        <w:t>原文 / 来源：</w:t>
+      </w:r>
+      <w:hyperlink r:id="rId42">
+        <w:r>
+          <w:rPr>
+            <w:color w:val="3755A0"/>
+            <w:sz w:val="19"/>
+          </w:rPr>
+          <w:t>https://arxiv.org/abs/2309.03504</w:t>
+        </w:r>
+      </w:hyperlink>
+    </w:p>
+    <w:p>
+      <w:pPr>
+        <w:pStyle w:val="MidtermReference"/>
+        <w:keepNext/>
+      </w:pPr>
+      <w:r>
+        <w:t>[5] NATIONAL GALLERY. Claude Monet: The Water-Lily Pond[EB/OL]. [2026-09-16].</w:t>
+      </w:r>
+    </w:p>
+    <w:p>
+      <w:pPr>
+        <w:pStyle w:val="MidtermNote"/>
+      </w:pPr>
+      <w:r>
+        <w:t>原文 / 来源：</w:t>
+      </w:r>
+      <w:hyperlink r:id="rId43">
+        <w:r>
+          <w:rPr>
+            <w:color w:val="3755A0"/>
+            <w:sz w:val="19"/>
+          </w:rPr>
+          <w:t>https://www.nationalgallery.org.uk/paintings/claude-monet-the-water-lily-pond</w:t>
+        </w:r>
+      </w:hyperlink>
+    </w:p>
+    <w:p>
+      <w:pPr>
+        <w:pStyle w:val="MidtermReference"/>
+        <w:keepNext/>
+      </w:pPr>
+      <w:r>
+        <w:t>[6] VAN GOGH MUSEUM. Unravel Van Gogh: Thick Brushstrokes[EB/OL]. [2026-09-16].</w:t>
+      </w:r>
+    </w:p>
+    <w:p>
+      <w:pPr>
+        <w:pStyle w:val="MidtermNote"/>
+      </w:pPr>
+      <w:r>
+        <w:t>原文 / 来源：</w:t>
+      </w:r>
+      <w:hyperlink r:id="rId44">
+        <w:r>
+          <w:rPr>
+            <w:color w:val="3755A0"/>
+            <w:sz w:val="19"/>
+          </w:rPr>
+          <w:t>https://ontrafel.vangogh.nl/en/story/29/thick-brushstrokes/</w:t>
+        </w:r>
+      </w:hyperlink>
+    </w:p>
+    <w:p>
+      <w:pPr>
+        <w:pStyle w:val="MidtermReference"/>
+        <w:keepNext/>
+      </w:pPr>
+      <w:r>
+        <w:t>[7] NATIONAL GALLERY. Paul Gauguin: Harvest, Le Pouldu[EB/OL]. [2026-09-16].</w:t>
+      </w:r>
+    </w:p>
+    <w:p>
+      <w:pPr>
+        <w:pStyle w:val="MidtermNote"/>
+      </w:pPr>
+      <w:r>
+        <w:t>原文 / 来源：</w:t>
+      </w:r>
+      <w:hyperlink r:id="rId45">
+        <w:r>
+          <w:rPr>
+            <w:color w:val="3755A0"/>
+            <w:sz w:val="19"/>
+          </w:rPr>
+          <w:t>https://www.nationalgallery.org.uk/paintings/paul-gauguin-harvest-le-pouldu</w:t>
+        </w:r>
+      </w:hyperlink>
+    </w:p>
+    <w:p>
+      <w:pPr>
+        <w:pStyle w:val="MidtermReference"/>
+        <w:keepNext/>
+      </w:pPr>
+      <w:r>
+        <w:t>[8] NATIONAL GALLERY. Rembrandt: The Late Works—A Resource for Science Teachers, What Is Paint?[EB/OL]. [2026-09-16].</w:t>
+      </w:r>
+    </w:p>
+    <w:p>
+      <w:pPr>
+        <w:pStyle w:val="MidtermNote"/>
+      </w:pPr>
+      <w:r>
+        <w:t>原文 / 来源：</w:t>
+      </w:r>
+      <w:hyperlink r:id="rId46">
+        <w:r>
+          <w:rPr>
+            <w:color w:val="3755A0"/>
+            <w:sz w:val="19"/>
+          </w:rPr>
+          <w:t>https://www.nationalgallery.org.uk/learning/teachers-notes/rembrandt-the-late-works-a-resource-for-science-teachers?viewPage=3</w:t>
+        </w:r>
+      </w:hyperlink>
+    </w:p>
+    <w:p>
+      <w:pPr>
+        <w:pStyle w:val="MidtermReference"/>
+        <w:keepNext/>
+      </w:pPr>
+      <w:r>
+        <w:t>[9] THE METROPOLITAN MUSEUM OF ART. Pablo Picasso (1881–1973)[EB/OL]. [2026-09-16].</w:t>
+      </w:r>
+    </w:p>
+    <w:p>
+      <w:pPr>
+        <w:pStyle w:val="MidtermNote"/>
+      </w:pPr>
+      <w:r>
+        <w:t>原文 / 来源：</w:t>
+      </w:r>
+      <w:hyperlink r:id="rId47">
+        <w:r>
+          <w:rPr>
+            <w:color w:val="3755A0"/>
+            <w:sz w:val="19"/>
+          </w:rPr>
+          <w:t>https://www.metmuseum.org/essays/pablo-picasso-1881-1973</w:t>
+        </w:r>
+      </w:hyperlink>
+    </w:p>
+    <w:p>
+      <w:pPr>
+        <w:pStyle w:val="MidtermReference"/>
+        <w:keepNext/>
+      </w:pPr>
+      <w:r>
+        <w:t>[10] CENTENO S A, MAHON D. A Technical Study of John Singer Sargent’s Portrait of Madame Pierre Gautreau[J]. Metropolitan Museum Journal, 2005, 40: 121–129.</w:t>
+      </w:r>
+    </w:p>
+    <w:p>
+      <w:pPr>
+        <w:pStyle w:val="MidtermNote"/>
+      </w:pPr>
+      <w:r>
+        <w:t>原文 / 来源：</w:t>
+      </w:r>
+      <w:hyperlink r:id="rId48">
+        <w:r>
+          <w:rPr>
+            <w:color w:val="3755A0"/>
+            <w:sz w:val="19"/>
+          </w:rPr>
+          <w:t>https://www.metmuseum.org/met-publications/technical-study-sargents-madame-pierre-gautreau-the-metropolitan-museum-journal-v-40-2005</w:t>
+        </w:r>
+      </w:hyperlink>
     </w:p>
     <w:p>
       <w:pPr>
@@ -3552,7 +5700,7 @@
           <w:rFonts w:eastAsia="宋体" w:ascii="Times New Roman" w:hAnsi="Times New Roman"/>
           <w:szCs w:val="21"/>
         </w:rPr>
-        <w:t>2026-09-14</w:t>
+        <w:t>2026-09-16</w:t>
       </w:r>
       <w:r>
         <w:rPr>
@@ -4662,11 +6810,12 @@
     <w:name w:val="MidtermBody"/>
     <w:basedOn w:val="1"/>
     <w:pPr>
+      <w:keepNext w:val="0"/>
       <w:widowControl/>
-      <w:snapToGrid w:val="0"/>
-      <w:spacing w:line="360" w:lineRule="auto" w:after="80"/>
+      <w:spacing w:line="336" w:lineRule="auto" w:after="100" w:before="0"/>
       <w:ind w:firstLine="480"/>
       <w:jc w:val="both"/>
+      <w:snapToGrid w:val="0"/>
     </w:pPr>
     <w:rPr>
       <w:rFonts w:ascii="Times New Roman" w:hAnsi="Times New Roman" w:eastAsia="宋体"/>
@@ -4681,9 +6830,10 @@
     <w:pPr>
       <w:keepNext/>
       <w:widowControl/>
+      <w:spacing w:before="200" w:after="140" w:line="276" w:lineRule="auto"/>
+      <w:ind w:firstLine="0"/>
+      <w:jc w:val="left"/>
       <w:snapToGrid w:val="0"/>
-      <w:spacing w:before="240" w:after="120"/>
-      <w:ind w:firstLine="0"/>
     </w:pPr>
     <w:rPr>
       <w:rFonts w:ascii="Times New Roman" w:hAnsi="Times New Roman" w:eastAsia="黑体"/>
@@ -4696,11 +6846,12 @@
     <w:name w:val="MidtermCaption"/>
     <w:basedOn w:val="1"/>
     <w:pPr>
+      <w:keepNext w:val="0"/>
       <w:widowControl/>
-      <w:snapToGrid w:val="0"/>
-      <w:spacing w:line="276" w:lineRule="auto" w:after="120"/>
+      <w:spacing w:line="276" w:lineRule="auto" w:after="100" w:before="0"/>
       <w:ind w:firstLine="0"/>
       <w:jc w:val="center"/>
+      <w:snapToGrid w:val="0"/>
     </w:pPr>
     <w:rPr>
       <w:rFonts w:ascii="Times New Roman" w:hAnsi="Times New Roman" w:eastAsia="宋体"/>
@@ -4713,16 +6864,54 @@
     <w:name w:val="MidtermNote"/>
     <w:basedOn w:val="1"/>
     <w:pPr>
+      <w:keepNext w:val="0"/>
       <w:widowControl/>
+      <w:spacing w:line="276" w:lineRule="auto" w:after="100" w:before="0"/>
+      <w:ind w:firstLine="0"/>
+      <w:jc w:val="left"/>
       <w:snapToGrid w:val="0"/>
-      <w:spacing w:line="288" w:lineRule="auto" w:after="140"/>
-      <w:ind w:firstLine="0"/>
     </w:pPr>
     <w:rPr>
       <w:rFonts w:ascii="Times New Roman" w:hAnsi="Times New Roman" w:eastAsia="宋体"/>
       <w:b w:val="0"/>
       <w:color w:val="000000"/>
       <w:sz w:val="20"/>
+    </w:rPr>
+  </w:style>
+  <w:style w:type="paragraph" w:customStyle="1" w:styleId="MidtermSubheading">
+    <w:name w:val="MidtermSubheading"/>
+    <w:basedOn w:val="1"/>
+    <w:pPr>
+      <w:keepNext/>
+      <w:widowControl/>
+      <w:spacing w:line="276" w:lineRule="auto" w:after="140" w:before="200"/>
+      <w:ind w:firstLine="0"/>
+      <w:jc w:val="left"/>
+      <w:snapToGrid w:val="0"/>
+    </w:pPr>
+    <w:rPr>
+      <w:rFonts w:ascii="Times New Roman" w:hAnsi="Times New Roman" w:eastAsia="黑体"/>
+      <w:b/>
+      <w:color w:val="000000"/>
+      <w:sz w:val="24"/>
+    </w:rPr>
+  </w:style>
+  <w:style w:type="paragraph" w:customStyle="1" w:styleId="MidtermReference">
+    <w:name w:val="MidtermReference"/>
+    <w:basedOn w:val="1"/>
+    <w:pPr>
+      <w:keepNext w:val="0"/>
+      <w:widowControl/>
+      <w:spacing w:line="276" w:lineRule="auto" w:after="100" w:before="0"/>
+      <w:ind w:firstLine="0"/>
+      <w:jc w:val="both"/>
+      <w:snapToGrid w:val="0"/>
+    </w:pPr>
+    <w:rPr>
+      <w:rFonts w:ascii="Times New Roman" w:hAnsi="Times New Roman" w:eastAsia="宋体"/>
+      <w:b w:val="0"/>
+      <w:color w:val="000000"/>
+      <w:sz w:val="21"/>
     </w:rPr>
   </w:style>
 </w:styles>
